--- a/surgical-instrument-trays/notes_by_part/02_Gynaecologic_and_Obstetric_Trays.docx
+++ b/surgical-instrument-trays/notes_by_part/02_Gynaecologic_and_Obstetric_Trays.docx
@@ -153,15 +153,15 @@
       </w:r>
     </w:p>
     <w:p>
-      <w:bookmarkStart w:id="1024" w:name="toc"/>
+      <w:bookmarkStart w:id="1026" w:name="toc"/>
       <w:pPr>
         <w:pStyle w:val="TOCHead"/>
-        <w:spacing w:before="120" w:after="40"/>
+        <w:spacing w:before="80" w:after="40"/>
       </w:pPr>
       <w:r>
         <w:t>Table of Contents</w:t>
       </w:r>
-      <w:bookmarkEnd w:id="1024"/>
+      <w:bookmarkEnd w:id="1026"/>
     </w:p>
     <w:p>
       <w:pPr>
@@ -175,37 +175,1267 @@
     <w:p>
       <w:pPr>
         <w:jc w:val="center"/>
-        <w:spacing w:before="0" w:after="200"/>
+        <w:spacing w:before="0" w:after="180"/>
       </w:pPr>
       <w:r>
         <w:rPr>
           <w:rFonts w:ascii="Calibri" w:hAnsi="Calibri"/>
           <w:i/>
-          <w:color w:val="555555"/>
-          <w:sz w:val="16"/>
+          <w:color w:val="444444"/>
+          <w:sz w:val="17"/>
         </w:rPr>
-        <w:t>To fill in the page numbers: click anywhere in the list below, press Ctrl+A then F9, and choose “Update entire table”.</w:t>
+        <w:t>Page numbers are live fields. To fill them in: press Ctrl+A then F9 (Windows) or Cmd+A then Fn+F9 (Mac). Word will also offer to update them when the file opens.</w:t>
+      </w:r>
+    </w:p>
+    <w:tbl>
+      <w:tblPr>
+        <w:tblW w:type="auto" w:w="0"/>
+        <w:jc w:val="center"/>
+        <w:tblLayout w:type="fixed"/>
+        <w:tblLook w:firstColumn="1" w:firstRow="1" w:lastColumn="0" w:lastRow="0" w:noHBand="0" w:noVBand="1" w:val="04A0"/>
+        <w:tblLayout w:type="fixed"/>
+        <w:tblBorders>
+          <w:top w:val="single" w:sz="12" w:space="0" w:color="000000"/>
+          <w:left w:val="single" w:sz="6" w:space="0" w:color="000000"/>
+          <w:bottom w:val="single" w:sz="12" w:space="0" w:color="000000"/>
+          <w:right w:val="single" w:sz="6" w:space="0" w:color="000000"/>
+          <w:insideH w:val="single" w:sz="4" w:space="0" w:color="BBBBBB"/>
+          <w:insideV w:val="single" w:sz="6" w:space="0" w:color="000000"/>
+        </w:tblBorders>
+      </w:tblPr>
+      <w:tblGrid>
+        <w:gridCol w:w="5400"/>
+        <w:gridCol w:w="5400"/>
+      </w:tblGrid>
+      <w:tr>
+        <w:trPr>
+          <w:tblHeader/>
+          <w:cantSplit/>
+        </w:trPr>
+        <w:tc>
+          <w:tcPr>
+            <w:tcW w:type="dxa" w:w="9666"/>
+            <w:shd w:val="clear" w:color="auto" w:fill="D9D9D9"/>
+            <w:tcMar>
+              <w:top w:w="60" w:type="dxa"/>
+              <w:start w:w="90" w:type="dxa"/>
+              <w:bottom w:w="60" w:type="dxa"/>
+              <w:end w:w="90" w:type="dxa"/>
+            </w:tcMar>
+            <w:tcBorders>
+              <w:bottom w:val="single" w:sz="12" w:space="0" w:color="000000"/>
+            </w:tcBorders>
+          </w:tcPr>
+          <w:p>
+            <w:pPr>
+              <w:pStyle w:val="TabHead"/>
+              <w:jc w:val="left"/>
+            </w:pPr>
+            <w:r>
+              <w:t>Tray / Chapter</w:t>
+            </w:r>
+          </w:p>
+        </w:tc>
+        <w:tc>
+          <w:tcPr>
+            <w:tcW w:type="dxa" w:w="1134"/>
+            <w:shd w:val="clear" w:color="auto" w:fill="D9D9D9"/>
+            <w:tcMar>
+              <w:top w:w="60" w:type="dxa"/>
+              <w:start w:w="90" w:type="dxa"/>
+              <w:bottom w:w="60" w:type="dxa"/>
+              <w:end w:w="90" w:type="dxa"/>
+            </w:tcMar>
+            <w:tcBorders>
+              <w:bottom w:val="single" w:sz="12" w:space="0" w:color="000000"/>
+            </w:tcBorders>
+          </w:tcPr>
+          <w:p>
+            <w:pPr>
+              <w:pStyle w:val="TabHead"/>
+              <w:jc w:val="center"/>
+            </w:pPr>
+            <w:r>
+              <w:t>Page</w:t>
+            </w:r>
+          </w:p>
+        </w:tc>
+      </w:tr>
+      <w:tr>
+        <w:trPr>
+          <w:cantSplit/>
+        </w:trPr>
+        <w:tc>
+          <w:tcPr>
+            <w:tcW w:type="dxa" w:w="9666"/>
+            <w:vAlign w:val="top"/>
+            <w:tcMar>
+              <w:top w:w="42" w:type="dxa"/>
+              <w:start w:w="90" w:type="dxa"/>
+              <w:bottom w:w="42" w:type="dxa"/>
+              <w:end w:w="90" w:type="dxa"/>
+            </w:tcMar>
+            <w:shd w:val="clear" w:color="auto" w:fill="E4E4E4"/>
+          </w:tcPr>
+          <w:p>
+            <w:pPr>
+              <w:pStyle w:val="TabCell"/>
+            </w:pPr>
+            <w:r>
+              <w:rPr>
+                <w:rFonts w:ascii="Calibri" w:hAnsi="Calibri"/>
+                <w:b/>
+                <w:sz w:val="18"/>
+                <w:spacing w:val="12"/>
+              </w:rPr>
+              <w:t>GYNAECOLOGIC AND OBSTETRIC TRAYS</w:t>
+            </w:r>
+          </w:p>
+        </w:tc>
+        <w:tc>
+          <w:tcPr>
+            <w:tcW w:type="dxa" w:w="1134"/>
+            <w:vAlign w:val="top"/>
+            <w:tcMar>
+              <w:top w:w="42" w:type="dxa"/>
+              <w:start w:w="90" w:type="dxa"/>
+              <w:bottom w:w="42" w:type="dxa"/>
+              <w:end w:w="90" w:type="dxa"/>
+            </w:tcMar>
+            <w:shd w:val="clear" w:color="auto" w:fill="E4E4E4"/>
+          </w:tcPr>
+          <w:p>
+            <w:pPr>
+              <w:pStyle w:val="TabCell"/>
+              <w:jc w:val="center"/>
+            </w:pPr>
+            <w:r>
+              <w:fldChar w:fldCharType="begin"/>
+            </w:r>
+            <w:r>
+              <w:instrText xml:space="preserve"> PAGEREF part_II \h </w:instrText>
+            </w:r>
+            <w:r>
+              <w:fldChar w:fldCharType="separate"/>
+            </w:r>
+            <w:r>
+              <w:rPr>
+                <w:rFonts w:ascii="Calibri" w:hAnsi="Calibri"/>
+                <w:b/>
+                <w:sz w:val="19"/>
+              </w:rPr>
+              <w:t>—</w:t>
+            </w:r>
+            <w:r>
+              <w:fldChar w:fldCharType="end"/>
+            </w:r>
+          </w:p>
+        </w:tc>
+      </w:tr>
+      <w:tr>
+        <w:trPr>
+          <w:cantSplit/>
+        </w:trPr>
+        <w:tc>
+          <w:tcPr>
+            <w:tcW w:type="dxa" w:w="9666"/>
+            <w:vAlign w:val="top"/>
+            <w:tcMar>
+              <w:top w:w="42" w:type="dxa"/>
+              <w:start w:w="90" w:type="dxa"/>
+              <w:bottom w:w="42" w:type="dxa"/>
+              <w:end w:w="90" w:type="dxa"/>
+            </w:tcMar>
+          </w:tcPr>
+          <w:p>
+            <w:pPr>
+              <w:pStyle w:val="TabCell"/>
+              <w:ind w:start="238"/>
+            </w:pPr>
+            <w:r>
+              <w:rPr>
+                <w:sz w:val="19"/>
+              </w:rPr>
+              <w:t>2.1   Dilatation of the Cervix and Curettage of the Uterus (D&amp;C) Tray</w:t>
+            </w:r>
+          </w:p>
+        </w:tc>
+        <w:tc>
+          <w:tcPr>
+            <w:tcW w:type="dxa" w:w="1134"/>
+            <w:vAlign w:val="top"/>
+            <w:tcMar>
+              <w:top w:w="42" w:type="dxa"/>
+              <w:start w:w="90" w:type="dxa"/>
+              <w:bottom w:w="42" w:type="dxa"/>
+              <w:end w:w="90" w:type="dxa"/>
+            </w:tcMar>
+          </w:tcPr>
+          <w:p>
+            <w:pPr>
+              <w:pStyle w:val="TabCell"/>
+              <w:jc w:val="center"/>
+            </w:pPr>
+            <w:r>
+              <w:fldChar w:fldCharType="begin"/>
+            </w:r>
+            <w:r>
+              <w:instrText xml:space="preserve"> PAGEREF tray_2_1 \h </w:instrText>
+            </w:r>
+            <w:r>
+              <w:fldChar w:fldCharType="separate"/>
+            </w:r>
+            <w:r>
+              <w:rPr>
+                <w:rFonts w:ascii="Calibri" w:hAnsi="Calibri"/>
+                <w:sz w:val="19"/>
+              </w:rPr>
+              <w:t>—</w:t>
+            </w:r>
+            <w:r>
+              <w:fldChar w:fldCharType="end"/>
+            </w:r>
+          </w:p>
+        </w:tc>
+      </w:tr>
+      <w:tr>
+        <w:trPr>
+          <w:cantSplit/>
+        </w:trPr>
+        <w:tc>
+          <w:tcPr>
+            <w:tcW w:type="dxa" w:w="9666"/>
+            <w:vAlign w:val="top"/>
+            <w:tcMar>
+              <w:top w:w="42" w:type="dxa"/>
+              <w:start w:w="90" w:type="dxa"/>
+              <w:bottom w:w="42" w:type="dxa"/>
+              <w:end w:w="90" w:type="dxa"/>
+            </w:tcMar>
+          </w:tcPr>
+          <w:p>
+            <w:pPr>
+              <w:pStyle w:val="TabCell"/>
+              <w:ind w:start="238"/>
+            </w:pPr>
+            <w:r>
+              <w:rPr>
+                <w:sz w:val="19"/>
+              </w:rPr>
+              <w:t>2.2   Cervical Cone Tray</w:t>
+            </w:r>
+          </w:p>
+        </w:tc>
+        <w:tc>
+          <w:tcPr>
+            <w:tcW w:type="dxa" w:w="1134"/>
+            <w:vAlign w:val="top"/>
+            <w:tcMar>
+              <w:top w:w="42" w:type="dxa"/>
+              <w:start w:w="90" w:type="dxa"/>
+              <w:bottom w:w="42" w:type="dxa"/>
+              <w:end w:w="90" w:type="dxa"/>
+            </w:tcMar>
+          </w:tcPr>
+          <w:p>
+            <w:pPr>
+              <w:pStyle w:val="TabCell"/>
+              <w:jc w:val="center"/>
+            </w:pPr>
+            <w:r>
+              <w:fldChar w:fldCharType="begin"/>
+            </w:r>
+            <w:r>
+              <w:instrText xml:space="preserve"> PAGEREF tray_2_2 \h </w:instrText>
+            </w:r>
+            <w:r>
+              <w:fldChar w:fldCharType="separate"/>
+            </w:r>
+            <w:r>
+              <w:rPr>
+                <w:rFonts w:ascii="Calibri" w:hAnsi="Calibri"/>
+                <w:sz w:val="19"/>
+              </w:rPr>
+              <w:t>—</w:t>
+            </w:r>
+            <w:r>
+              <w:fldChar w:fldCharType="end"/>
+            </w:r>
+          </w:p>
+        </w:tc>
+      </w:tr>
+      <w:tr>
+        <w:trPr>
+          <w:cantSplit/>
+        </w:trPr>
+        <w:tc>
+          <w:tcPr>
+            <w:tcW w:type="dxa" w:w="9666"/>
+            <w:vAlign w:val="top"/>
+            <w:tcMar>
+              <w:top w:w="42" w:type="dxa"/>
+              <w:start w:w="90" w:type="dxa"/>
+              <w:bottom w:w="42" w:type="dxa"/>
+              <w:end w:w="90" w:type="dxa"/>
+            </w:tcMar>
+          </w:tcPr>
+          <w:p>
+            <w:pPr>
+              <w:pStyle w:val="TabCell"/>
+              <w:ind w:start="238"/>
+            </w:pPr>
+            <w:r>
+              <w:rPr>
+                <w:sz w:val="19"/>
+              </w:rPr>
+              <w:t>2.3   Laparoscopy Tray (Gynaecologic)</w:t>
+            </w:r>
+          </w:p>
+        </w:tc>
+        <w:tc>
+          <w:tcPr>
+            <w:tcW w:type="dxa" w:w="1134"/>
+            <w:vAlign w:val="top"/>
+            <w:tcMar>
+              <w:top w:w="42" w:type="dxa"/>
+              <w:start w:w="90" w:type="dxa"/>
+              <w:bottom w:w="42" w:type="dxa"/>
+              <w:end w:w="90" w:type="dxa"/>
+            </w:tcMar>
+          </w:tcPr>
+          <w:p>
+            <w:pPr>
+              <w:pStyle w:val="TabCell"/>
+              <w:jc w:val="center"/>
+            </w:pPr>
+            <w:r>
+              <w:fldChar w:fldCharType="begin"/>
+            </w:r>
+            <w:r>
+              <w:instrText xml:space="preserve"> PAGEREF tray_2_3 \h </w:instrText>
+            </w:r>
+            <w:r>
+              <w:fldChar w:fldCharType="separate"/>
+            </w:r>
+            <w:r>
+              <w:rPr>
+                <w:rFonts w:ascii="Calibri" w:hAnsi="Calibri"/>
+                <w:sz w:val="19"/>
+              </w:rPr>
+              <w:t>—</w:t>
+            </w:r>
+            <w:r>
+              <w:fldChar w:fldCharType="end"/>
+            </w:r>
+          </w:p>
+        </w:tc>
+      </w:tr>
+      <w:tr>
+        <w:trPr>
+          <w:cantSplit/>
+        </w:trPr>
+        <w:tc>
+          <w:tcPr>
+            <w:tcW w:type="dxa" w:w="9666"/>
+            <w:vAlign w:val="top"/>
+            <w:tcMar>
+              <w:top w:w="42" w:type="dxa"/>
+              <w:start w:w="90" w:type="dxa"/>
+              <w:bottom w:w="42" w:type="dxa"/>
+              <w:end w:w="90" w:type="dxa"/>
+            </w:tcMar>
+          </w:tcPr>
+          <w:p>
+            <w:pPr>
+              <w:pStyle w:val="TabCell"/>
+              <w:ind w:start="238"/>
+            </w:pPr>
+            <w:r>
+              <w:rPr>
+                <w:sz w:val="19"/>
+              </w:rPr>
+              <w:t>2.4   Abdominal Hysterectomy Tray</w:t>
+            </w:r>
+          </w:p>
+        </w:tc>
+        <w:tc>
+          <w:tcPr>
+            <w:tcW w:type="dxa" w:w="1134"/>
+            <w:vAlign w:val="top"/>
+            <w:tcMar>
+              <w:top w:w="42" w:type="dxa"/>
+              <w:start w:w="90" w:type="dxa"/>
+              <w:bottom w:w="42" w:type="dxa"/>
+              <w:end w:w="90" w:type="dxa"/>
+            </w:tcMar>
+          </w:tcPr>
+          <w:p>
+            <w:pPr>
+              <w:pStyle w:val="TabCell"/>
+              <w:jc w:val="center"/>
+            </w:pPr>
+            <w:r>
+              <w:fldChar w:fldCharType="begin"/>
+            </w:r>
+            <w:r>
+              <w:instrText xml:space="preserve"> PAGEREF tray_2_4 \h </w:instrText>
+            </w:r>
+            <w:r>
+              <w:fldChar w:fldCharType="separate"/>
+            </w:r>
+            <w:r>
+              <w:rPr>
+                <w:rFonts w:ascii="Calibri" w:hAnsi="Calibri"/>
+                <w:sz w:val="19"/>
+              </w:rPr>
+              <w:t>—</w:t>
+            </w:r>
+            <w:r>
+              <w:fldChar w:fldCharType="end"/>
+            </w:r>
+          </w:p>
+        </w:tc>
+      </w:tr>
+      <w:tr>
+        <w:trPr>
+          <w:cantSplit/>
+        </w:trPr>
+        <w:tc>
+          <w:tcPr>
+            <w:tcW w:type="dxa" w:w="9666"/>
+            <w:vAlign w:val="top"/>
+            <w:tcMar>
+              <w:top w:w="42" w:type="dxa"/>
+              <w:start w:w="90" w:type="dxa"/>
+              <w:bottom w:w="42" w:type="dxa"/>
+              <w:end w:w="90" w:type="dxa"/>
+            </w:tcMar>
+          </w:tcPr>
+          <w:p>
+            <w:pPr>
+              <w:pStyle w:val="TabCell"/>
+              <w:ind w:start="238"/>
+            </w:pPr>
+            <w:r>
+              <w:rPr>
+                <w:sz w:val="19"/>
+              </w:rPr>
+              <w:t>2.5   Caesarean Section Tray</w:t>
+            </w:r>
+          </w:p>
+        </w:tc>
+        <w:tc>
+          <w:tcPr>
+            <w:tcW w:type="dxa" w:w="1134"/>
+            <w:vAlign w:val="top"/>
+            <w:tcMar>
+              <w:top w:w="42" w:type="dxa"/>
+              <w:start w:w="90" w:type="dxa"/>
+              <w:bottom w:w="42" w:type="dxa"/>
+              <w:end w:w="90" w:type="dxa"/>
+            </w:tcMar>
+          </w:tcPr>
+          <w:p>
+            <w:pPr>
+              <w:pStyle w:val="TabCell"/>
+              <w:jc w:val="center"/>
+            </w:pPr>
+            <w:r>
+              <w:fldChar w:fldCharType="begin"/>
+            </w:r>
+            <w:r>
+              <w:instrText xml:space="preserve"> PAGEREF tray_2_5 \h </w:instrText>
+            </w:r>
+            <w:r>
+              <w:fldChar w:fldCharType="separate"/>
+            </w:r>
+            <w:r>
+              <w:rPr>
+                <w:rFonts w:ascii="Calibri" w:hAnsi="Calibri"/>
+                <w:sz w:val="19"/>
+              </w:rPr>
+              <w:t>—</w:t>
+            </w:r>
+            <w:r>
+              <w:fldChar w:fldCharType="end"/>
+            </w:r>
+          </w:p>
+        </w:tc>
+      </w:tr>
+      <w:tr>
+        <w:trPr>
+          <w:cantSplit/>
+        </w:trPr>
+        <w:tc>
+          <w:tcPr>
+            <w:tcW w:type="dxa" w:w="9666"/>
+            <w:vAlign w:val="top"/>
+            <w:tcMar>
+              <w:top w:w="42" w:type="dxa"/>
+              <w:start w:w="90" w:type="dxa"/>
+              <w:bottom w:w="42" w:type="dxa"/>
+              <w:end w:w="90" w:type="dxa"/>
+            </w:tcMar>
+          </w:tcPr>
+          <w:p>
+            <w:pPr>
+              <w:pStyle w:val="TabCell"/>
+              <w:ind w:start="238"/>
+            </w:pPr>
+            <w:r>
+              <w:rPr>
+                <w:sz w:val="19"/>
+              </w:rPr>
+              <w:t>2.6   Vaginal Hysterectomy Tray</w:t>
+            </w:r>
+          </w:p>
+        </w:tc>
+        <w:tc>
+          <w:tcPr>
+            <w:tcW w:type="dxa" w:w="1134"/>
+            <w:vAlign w:val="top"/>
+            <w:tcMar>
+              <w:top w:w="42" w:type="dxa"/>
+              <w:start w:w="90" w:type="dxa"/>
+              <w:bottom w:w="42" w:type="dxa"/>
+              <w:end w:w="90" w:type="dxa"/>
+            </w:tcMar>
+          </w:tcPr>
+          <w:p>
+            <w:pPr>
+              <w:pStyle w:val="TabCell"/>
+              <w:jc w:val="center"/>
+            </w:pPr>
+            <w:r>
+              <w:fldChar w:fldCharType="begin"/>
+            </w:r>
+            <w:r>
+              <w:instrText xml:space="preserve"> PAGEREF tray_2_6 \h </w:instrText>
+            </w:r>
+            <w:r>
+              <w:fldChar w:fldCharType="separate"/>
+            </w:r>
+            <w:r>
+              <w:rPr>
+                <w:rFonts w:ascii="Calibri" w:hAnsi="Calibri"/>
+                <w:sz w:val="19"/>
+              </w:rPr>
+              <w:t>—</w:t>
+            </w:r>
+            <w:r>
+              <w:fldChar w:fldCharType="end"/>
+            </w:r>
+          </w:p>
+        </w:tc>
+      </w:tr>
+    </w:tbl>
+    <w:p>
+      <w:pPr>
+        <w:spacing w:before="0" w:after="120" w:line="240" w:lineRule="auto"/>
+      </w:pPr>
+    </w:p>
+    <w:p>
+      <w:r>
+        <w:br w:type="page"/>
       </w:r>
     </w:p>
     <w:p>
+      <w:bookmarkStart w:id="1027" w:name="how_to_read"/>
       <w:pPr>
-        <w:spacing w:before="0" w:after="0"/>
+        <w:pStyle w:val="TOCHead"/>
+        <w:spacing w:before="80" w:after="40"/>
       </w:pPr>
       <w:r>
-        <w:fldChar w:fldCharType="begin"/>
+        <w:t>How to Read These Notes</w:t>
+      </w:r>
+      <w:bookmarkEnd w:id="1027"/>
+    </w:p>
+    <w:p>
+      <w:pPr>
+        <w:jc w:val="center"/>
+        <w:spacing w:before="0" w:after="160" w:line="240" w:lineRule="auto"/>
+        <w:pBdr>
+          <w:bottom w:val="single" w:sz="18" w:space="1" w:color="000000"/>
+        </w:pBdr>
+      </w:pPr>
+    </w:p>
+    <w:p>
+      <w:pPr>
+        <w:pStyle w:val="TrayLead"/>
+        <w:spacing w:before="0" w:after="160"/>
+      </w:pPr>
+      <w:r>
+        <w:t xml:space="preserve">Every tray chapter is built to the same pattern, so you can find the same kind of information in the same place each time. Read the </w:t>
       </w:r>
       <w:r>
-        <w:instrText xml:space="preserve"> TOC \o "1-2" \h \z \u </w:instrText>
+        <w:rPr>
+          <w:i/>
+        </w:rPr>
+        <w:t>lead paragraph</w:t>
       </w:r>
       <w:r>
-        <w:fldChar w:fldCharType="separate"/>
+        <w:t xml:space="preserve"> and the </w:t>
       </w:r>
       <w:r>
-        <w:t>Right-click here and choose “Update Field”, or press Ctrl+A then F9, to build the Table of Contents with page numbers.</w:t>
+        <w:rPr>
+          <w:i/>
+        </w:rPr>
+        <w:t>figure</w:t>
       </w:r>
       <w:r>
-        <w:fldChar w:fldCharType="end"/>
+        <w:t xml:space="preserve"> first to fix the idea, then work through the contents table.</w:t>
       </w:r>
+    </w:p>
+    <w:tbl>
+      <w:tblPr>
+        <w:tblW w:type="auto" w:w="0"/>
+        <w:jc w:val="center"/>
+        <w:tblLayout w:type="fixed"/>
+        <w:tblLook w:firstColumn="1" w:firstRow="1" w:lastColumn="0" w:lastRow="0" w:noHBand="0" w:noVBand="1" w:val="04A0"/>
+        <w:tblLayout w:type="fixed"/>
+        <w:tblBorders>
+          <w:top w:val="single" w:sz="12" w:space="0" w:color="000000"/>
+          <w:bottom w:val="single" w:sz="12" w:space="0" w:color="000000"/>
+          <w:insideH w:val="single" w:sz="4" w:space="0" w:color="BBBBBB"/>
+        </w:tblBorders>
+      </w:tblPr>
+      <w:tblGrid>
+        <w:gridCol w:w="5400"/>
+        <w:gridCol w:w="5400"/>
+      </w:tblGrid>
+      <w:tr>
+        <w:tc>
+          <w:tcPr>
+            <w:tcW w:type="dxa" w:w="2835"/>
+            <w:vAlign w:val="top"/>
+            <w:tcMar>
+              <w:top w:w="70" w:type="dxa"/>
+              <w:start w:w="0" w:type="dxa"/>
+              <w:bottom w:w="70" w:type="dxa"/>
+              <w:end w:w="110" w:type="dxa"/>
+            </w:tcMar>
+          </w:tcPr>
+          <w:p>
+            <w:pPr>
+              <w:pStyle w:val="TabHead"/>
+            </w:pPr>
+            <w:r>
+              <w:rPr>
+                <w:sz w:val="19"/>
+              </w:rPr>
+              <w:t>Lead paragraph</w:t>
+            </w:r>
+          </w:p>
+        </w:tc>
+        <w:tc>
+          <w:tcPr>
+            <w:tcW w:type="dxa" w:w="7965"/>
+            <w:vAlign w:val="top"/>
+            <w:tcMar>
+              <w:top w:w="70" w:type="dxa"/>
+              <w:start w:w="0" w:type="dxa"/>
+              <w:bottom w:w="70" w:type="dxa"/>
+              <w:end w:w="110" w:type="dxa"/>
+            </w:tcMar>
+          </w:tcPr>
+          <w:p>
+            <w:pPr>
+              <w:pStyle w:val="TabCell"/>
+            </w:pPr>
+            <w:r>
+              <w:rPr>
+                <w:sz w:val="19"/>
+              </w:rPr>
+              <w:t>What the tray is for and the single idea that shapes it. If you remember nothing else from a chapter, remember this.</w:t>
+            </w:r>
+          </w:p>
+        </w:tc>
+      </w:tr>
+      <w:tr>
+        <w:tc>
+          <w:tcPr>
+            <w:tcW w:type="dxa" w:w="2835"/>
+            <w:vAlign w:val="top"/>
+            <w:tcMar>
+              <w:top w:w="70" w:type="dxa"/>
+              <w:start w:w="0" w:type="dxa"/>
+              <w:bottom w:w="70" w:type="dxa"/>
+              <w:end w:w="110" w:type="dxa"/>
+            </w:tcMar>
+          </w:tcPr>
+          <w:p>
+            <w:pPr>
+              <w:pStyle w:val="TabHead"/>
+            </w:pPr>
+            <w:r>
+              <w:rPr>
+                <w:sz w:val="19"/>
+              </w:rPr>
+              <w:t>Used for / includes</w:t>
+            </w:r>
+          </w:p>
+        </w:tc>
+        <w:tc>
+          <w:tcPr>
+            <w:tcW w:type="dxa" w:w="7965"/>
+            <w:vAlign w:val="top"/>
+            <w:tcMar>
+              <w:top w:w="70" w:type="dxa"/>
+              <w:start w:w="0" w:type="dxa"/>
+              <w:bottom w:w="70" w:type="dxa"/>
+              <w:end w:w="110" w:type="dxa"/>
+            </w:tcMar>
+          </w:tcPr>
+          <w:p>
+            <w:pPr>
+              <w:pStyle w:val="TabCell"/>
+            </w:pPr>
+            <w:r>
+              <w:rPr>
+                <w:sz w:val="19"/>
+              </w:rPr>
+              <w:t>The procedures the tray serves — useful for 'name three indications' questions.</w:t>
+            </w:r>
+          </w:p>
+        </w:tc>
+      </w:tr>
+      <w:tr>
+        <w:tc>
+          <w:tcPr>
+            <w:tcW w:type="dxa" w:w="2835"/>
+            <w:vAlign w:val="top"/>
+            <w:tcMar>
+              <w:top w:w="70" w:type="dxa"/>
+              <w:start w:w="0" w:type="dxa"/>
+              <w:bottom w:w="70" w:type="dxa"/>
+              <w:end w:w="110" w:type="dxa"/>
+            </w:tcMar>
+          </w:tcPr>
+          <w:p>
+            <w:pPr>
+              <w:pStyle w:val="TabHead"/>
+            </w:pPr>
+            <w:r>
+              <w:rPr>
+                <w:sz w:val="19"/>
+              </w:rPr>
+              <w:t>Figure</w:t>
+            </w:r>
+          </w:p>
+        </w:tc>
+        <w:tc>
+          <w:tcPr>
+            <w:tcW w:type="dxa" w:w="7965"/>
+            <w:vAlign w:val="top"/>
+            <w:tcMar>
+              <w:top w:w="70" w:type="dxa"/>
+              <w:start w:w="0" w:type="dxa"/>
+              <w:bottom w:w="70" w:type="dxa"/>
+              <w:end w:w="110" w:type="dxa"/>
+            </w:tcMar>
+          </w:tcPr>
+          <w:p>
+            <w:pPr>
+              <w:pStyle w:val="TabCell"/>
+            </w:pPr>
+            <w:r>
+              <w:rPr>
+                <w:sz w:val="19"/>
+              </w:rPr>
+              <w:t xml:space="preserve">An original line diagram of the tray's </w:t>
+            </w:r>
+            <w:r>
+              <w:rPr>
+                <w:b/>
+                <w:sz w:val="19"/>
+              </w:rPr>
+              <w:t>signature instruments</w:t>
+            </w:r>
+            <w:r>
+              <w:rPr>
+                <w:sz w:val="19"/>
+              </w:rPr>
+              <w:t xml:space="preserve"> — the items that identify it. Diagrams are schematic: they show the identifying feature (jaw pattern, bevel direction, footplate, curve) rather than a photographic likeness.</w:t>
+            </w:r>
+          </w:p>
+        </w:tc>
+      </w:tr>
+      <w:tr>
+        <w:tc>
+          <w:tcPr>
+            <w:tcW w:type="dxa" w:w="2835"/>
+            <w:vAlign w:val="top"/>
+            <w:tcMar>
+              <w:top w:w="70" w:type="dxa"/>
+              <w:start w:w="0" w:type="dxa"/>
+              <w:bottom w:w="70" w:type="dxa"/>
+              <w:end w:w="110" w:type="dxa"/>
+            </w:tcMar>
+          </w:tcPr>
+          <w:p>
+            <w:pPr>
+              <w:pStyle w:val="TabHead"/>
+            </w:pPr>
+            <w:r>
+              <w:rPr>
+                <w:sz w:val="19"/>
+              </w:rPr>
+              <w:t>Callout box</w:t>
+            </w:r>
+          </w:p>
+        </w:tc>
+        <w:tc>
+          <w:tcPr>
+            <w:tcW w:type="dxa" w:w="7965"/>
+            <w:vAlign w:val="top"/>
+            <w:tcMar>
+              <w:top w:w="70" w:type="dxa"/>
+              <w:start w:w="0" w:type="dxa"/>
+              <w:bottom w:w="70" w:type="dxa"/>
+              <w:end w:w="110" w:type="dxa"/>
+            </w:tcMar>
+          </w:tcPr>
+          <w:p>
+            <w:pPr>
+              <w:pStyle w:val="TabCell"/>
+            </w:pPr>
+            <w:r>
+              <w:rPr>
+                <w:sz w:val="19"/>
+              </w:rPr>
+              <w:t>The one concept, distinction or safety rule that examiners return to for that tray.</w:t>
+            </w:r>
+          </w:p>
+        </w:tc>
+      </w:tr>
+      <w:tr>
+        <w:tc>
+          <w:tcPr>
+            <w:tcW w:type="dxa" w:w="2835"/>
+            <w:vAlign w:val="top"/>
+            <w:tcMar>
+              <w:top w:w="70" w:type="dxa"/>
+              <w:start w:w="0" w:type="dxa"/>
+              <w:bottom w:w="70" w:type="dxa"/>
+              <w:end w:w="110" w:type="dxa"/>
+            </w:tcMar>
+          </w:tcPr>
+          <w:p>
+            <w:pPr>
+              <w:pStyle w:val="TabHead"/>
+            </w:pPr>
+            <w:r>
+              <w:rPr>
+                <w:sz w:val="19"/>
+              </w:rPr>
+              <w:t>Contents of the tray</w:t>
+            </w:r>
+          </w:p>
+        </w:tc>
+        <w:tc>
+          <w:tcPr>
+            <w:tcW w:type="dxa" w:w="7965"/>
+            <w:vAlign w:val="top"/>
+            <w:tcMar>
+              <w:top w:w="70" w:type="dxa"/>
+              <w:start w:w="0" w:type="dxa"/>
+              <w:bottom w:w="70" w:type="dxa"/>
+              <w:end w:w="110" w:type="dxa"/>
+            </w:tcMar>
+          </w:tcPr>
+          <w:p>
+            <w:pPr>
+              <w:pStyle w:val="TabCell"/>
+            </w:pPr>
+            <w:r>
+              <w:rPr>
+                <w:sz w:val="19"/>
+              </w:rPr>
+              <w:t xml:space="preserve">The full instrument list, grouped by </w:t>
+            </w:r>
+            <w:r>
+              <w:rPr>
+                <w:b/>
+                <w:sz w:val="19"/>
+              </w:rPr>
+              <w:t>function</w:t>
+            </w:r>
+            <w:r>
+              <w:rPr>
+                <w:sz w:val="19"/>
+              </w:rPr>
+              <w:t xml:space="preserve"> — cutting, grasping, clamping, retracting, suturing, suctioning — with quantities and the reason each item is present. Answer 'enumerate the contents' questions using these groups as headings.</w:t>
+            </w:r>
+          </w:p>
+        </w:tc>
+      </w:tr>
+      <w:tr>
+        <w:tc>
+          <w:tcPr>
+            <w:tcW w:type="dxa" w:w="2835"/>
+            <w:vAlign w:val="top"/>
+            <w:tcMar>
+              <w:top w:w="70" w:type="dxa"/>
+              <w:start w:w="0" w:type="dxa"/>
+              <w:bottom w:w="70" w:type="dxa"/>
+              <w:end w:w="110" w:type="dxa"/>
+            </w:tcMar>
+          </w:tcPr>
+          <w:p>
+            <w:pPr>
+              <w:pStyle w:val="TabHead"/>
+            </w:pPr>
+            <w:r>
+              <w:rPr>
+                <w:sz w:val="19"/>
+              </w:rPr>
+              <w:t>Additional supplies</w:t>
+            </w:r>
+          </w:p>
+        </w:tc>
+        <w:tc>
+          <w:tcPr>
+            <w:tcW w:type="dxa" w:w="7965"/>
+            <w:vAlign w:val="top"/>
+            <w:tcMar>
+              <w:top w:w="70" w:type="dxa"/>
+              <w:start w:w="0" w:type="dxa"/>
+              <w:bottom w:w="70" w:type="dxa"/>
+              <w:end w:w="110" w:type="dxa"/>
+            </w:tcMar>
+          </w:tcPr>
+          <w:p>
+            <w:pPr>
+              <w:pStyle w:val="TabCell"/>
+            </w:pPr>
+            <w:r>
+              <w:rPr>
+                <w:sz w:val="19"/>
+              </w:rPr>
+              <w:t>Position, draping, structures at risk and procedure-specific notes.</w:t>
+            </w:r>
+          </w:p>
+        </w:tc>
+      </w:tr>
+      <w:tr>
+        <w:tc>
+          <w:tcPr>
+            <w:tcW w:type="dxa" w:w="2835"/>
+            <w:vAlign w:val="top"/>
+            <w:tcMar>
+              <w:top w:w="70" w:type="dxa"/>
+              <w:start w:w="0" w:type="dxa"/>
+              <w:bottom w:w="70" w:type="dxa"/>
+              <w:end w:w="110" w:type="dxa"/>
+            </w:tcMar>
+          </w:tcPr>
+          <w:p>
+            <w:pPr>
+              <w:pStyle w:val="TabHead"/>
+            </w:pPr>
+            <w:r>
+              <w:rPr>
+                <w:sz w:val="19"/>
+              </w:rPr>
+              <w:t>Comparison table</w:t>
+            </w:r>
+          </w:p>
+        </w:tc>
+        <w:tc>
+          <w:tcPr>
+            <w:tcW w:type="dxa" w:w="7965"/>
+            <w:vAlign w:val="top"/>
+            <w:tcMar>
+              <w:top w:w="70" w:type="dxa"/>
+              <w:start w:w="0" w:type="dxa"/>
+              <w:bottom w:w="70" w:type="dxa"/>
+              <w:end w:w="110" w:type="dxa"/>
+            </w:tcMar>
+          </w:tcPr>
+          <w:p>
+            <w:pPr>
+              <w:pStyle w:val="TabCell"/>
+            </w:pPr>
+            <w:r>
+              <w:rPr>
+                <w:sz w:val="19"/>
+              </w:rPr>
+              <w:t>Where two trays or two instruments are easily confused, they are set side by side.</w:t>
+            </w:r>
+          </w:p>
+        </w:tc>
+      </w:tr>
+      <w:tr>
+        <w:tc>
+          <w:tcPr>
+            <w:tcW w:type="dxa" w:w="2835"/>
+            <w:vAlign w:val="top"/>
+            <w:tcMar>
+              <w:top w:w="70" w:type="dxa"/>
+              <w:start w:w="0" w:type="dxa"/>
+              <w:bottom w:w="70" w:type="dxa"/>
+              <w:end w:w="110" w:type="dxa"/>
+            </w:tcMar>
+          </w:tcPr>
+          <w:p>
+            <w:pPr>
+              <w:pStyle w:val="TabHead"/>
+            </w:pPr>
+            <w:r>
+              <w:rPr>
+                <w:sz w:val="19"/>
+              </w:rPr>
+              <w:t>Examination pointers</w:t>
+            </w:r>
+          </w:p>
+        </w:tc>
+        <w:tc>
+          <w:tcPr>
+            <w:tcW w:type="dxa" w:w="7965"/>
+            <w:vAlign w:val="top"/>
+            <w:tcMar>
+              <w:top w:w="70" w:type="dxa"/>
+              <w:start w:w="0" w:type="dxa"/>
+              <w:bottom w:w="70" w:type="dxa"/>
+              <w:end w:w="110" w:type="dxa"/>
+            </w:tcMar>
+          </w:tcPr>
+          <w:p>
+            <w:pPr>
+              <w:pStyle w:val="TabCell"/>
+            </w:pPr>
+            <w:r>
+              <w:rPr>
+                <w:sz w:val="19"/>
+              </w:rPr>
+              <w:t>The specific facts most often awarded marks — learn these last, as revision.</w:t>
+            </w:r>
+          </w:p>
+        </w:tc>
+      </w:tr>
+      <w:tr>
+        <w:tc>
+          <w:tcPr>
+            <w:tcW w:type="dxa" w:w="2835"/>
+            <w:vAlign w:val="top"/>
+            <w:tcMar>
+              <w:top w:w="70" w:type="dxa"/>
+              <w:start w:w="0" w:type="dxa"/>
+              <w:bottom w:w="70" w:type="dxa"/>
+              <w:end w:w="110" w:type="dxa"/>
+            </w:tcMar>
+          </w:tcPr>
+          <w:p>
+            <w:pPr>
+              <w:pStyle w:val="TabHead"/>
+            </w:pPr>
+            <w:r>
+              <w:rPr>
+                <w:sz w:val="19"/>
+              </w:rPr>
+              <w:t>Common mistakes</w:t>
+            </w:r>
+          </w:p>
+        </w:tc>
+        <w:tc>
+          <w:tcPr>
+            <w:tcW w:type="dxa" w:w="7965"/>
+            <w:vAlign w:val="top"/>
+            <w:tcMar>
+              <w:top w:w="70" w:type="dxa"/>
+              <w:start w:w="0" w:type="dxa"/>
+              <w:bottom w:w="70" w:type="dxa"/>
+              <w:end w:w="110" w:type="dxa"/>
+            </w:tcMar>
+          </w:tcPr>
+          <w:p>
+            <w:pPr>
+              <w:pStyle w:val="TabCell"/>
+            </w:pPr>
+            <w:r>
+              <w:rPr>
+                <w:sz w:val="19"/>
+              </w:rPr>
+              <w:t>Errors that lose marks, marked with ✗.</w:t>
+            </w:r>
+          </w:p>
+        </w:tc>
+      </w:tr>
+      <w:tr>
+        <w:tc>
+          <w:tcPr>
+            <w:tcW w:type="dxa" w:w="2835"/>
+            <w:vAlign w:val="top"/>
+            <w:tcMar>
+              <w:top w:w="70" w:type="dxa"/>
+              <w:start w:w="0" w:type="dxa"/>
+              <w:bottom w:w="70" w:type="dxa"/>
+              <w:end w:w="110" w:type="dxa"/>
+            </w:tcMar>
+          </w:tcPr>
+          <w:p>
+            <w:pPr>
+              <w:pStyle w:val="TabHead"/>
+            </w:pPr>
+            <w:r>
+              <w:rPr>
+                <w:sz w:val="19"/>
+              </w:rPr>
+              <w:t>Likely examination questions</w:t>
+            </w:r>
+          </w:p>
+        </w:tc>
+        <w:tc>
+          <w:tcPr>
+            <w:tcW w:type="dxa" w:w="7965"/>
+            <w:vAlign w:val="top"/>
+            <w:tcMar>
+              <w:top w:w="70" w:type="dxa"/>
+              <w:start w:w="0" w:type="dxa"/>
+              <w:bottom w:w="70" w:type="dxa"/>
+              <w:end w:w="110" w:type="dxa"/>
+            </w:tcMar>
+          </w:tcPr>
+          <w:p>
+            <w:pPr>
+              <w:pStyle w:val="TabCell"/>
+            </w:pPr>
+            <w:r>
+              <w:rPr>
+                <w:sz w:val="19"/>
+              </w:rPr>
+              <w:t>Questions with model answers written at the length an examiner expects.</w:t>
+            </w:r>
+          </w:p>
+        </w:tc>
+      </w:tr>
+      <w:tr>
+        <w:tc>
+          <w:tcPr>
+            <w:tcW w:type="dxa" w:w="2835"/>
+            <w:vAlign w:val="top"/>
+            <w:tcMar>
+              <w:top w:w="70" w:type="dxa"/>
+              <w:start w:w="0" w:type="dxa"/>
+              <w:bottom w:w="70" w:type="dxa"/>
+              <w:end w:w="110" w:type="dxa"/>
+            </w:tcMar>
+          </w:tcPr>
+          <w:p>
+            <w:pPr>
+              <w:pStyle w:val="TabHead"/>
+            </w:pPr>
+            <w:r>
+              <w:rPr>
+                <w:sz w:val="19"/>
+              </w:rPr>
+              <w:t>A note on quantities</w:t>
+            </w:r>
+          </w:p>
+        </w:tc>
+        <w:tc>
+          <w:tcPr>
+            <w:tcW w:type="dxa" w:w="7965"/>
+            <w:vAlign w:val="top"/>
+            <w:tcMar>
+              <w:top w:w="70" w:type="dxa"/>
+              <w:start w:w="0" w:type="dxa"/>
+              <w:bottom w:w="70" w:type="dxa"/>
+              <w:end w:w="110" w:type="dxa"/>
+            </w:tcMar>
+          </w:tcPr>
+          <w:p>
+            <w:pPr>
+              <w:pStyle w:val="TabCell"/>
+            </w:pPr>
+            <w:r>
+              <w:rPr>
+                <w:sz w:val="19"/>
+              </w:rPr>
+              <w:t xml:space="preserve">Instrument </w:t>
+            </w:r>
+            <w:r>
+              <w:rPr>
+                <w:b/>
+                <w:sz w:val="19"/>
+              </w:rPr>
+              <w:t>names, functions and groupings</w:t>
+            </w:r>
+            <w:r>
+              <w:rPr>
+                <w:sz w:val="19"/>
+              </w:rPr>
+              <w:t xml:space="preserve"> are standard. The </w:t>
+            </w:r>
+            <w:r>
+              <w:rPr>
+                <w:b/>
+                <w:sz w:val="19"/>
+              </w:rPr>
+              <w:t>numbers</w:t>
+            </w:r>
+            <w:r>
+              <w:rPr>
+                <w:sz w:val="19"/>
+              </w:rPr>
+              <w:t xml:space="preserve"> ("6 Allis clamps") vary between institutions — please cross-check them against your prescribed textbook.</w:t>
+            </w:r>
+          </w:p>
+        </w:tc>
+      </w:tr>
+      <w:tr>
+        <w:tc>
+          <w:tcPr>
+            <w:tcW w:type="dxa" w:w="2835"/>
+            <w:vAlign w:val="top"/>
+            <w:tcMar>
+              <w:top w:w="70" w:type="dxa"/>
+              <w:start w:w="0" w:type="dxa"/>
+              <w:bottom w:w="70" w:type="dxa"/>
+              <w:end w:w="110" w:type="dxa"/>
+            </w:tcMar>
+          </w:tcPr>
+          <w:p>
+            <w:pPr>
+              <w:pStyle w:val="TabHead"/>
+            </w:pPr>
+            <w:r>
+              <w:rPr>
+                <w:sz w:val="19"/>
+              </w:rPr>
+              <w:t>Printing</w:t>
+            </w:r>
+          </w:p>
+        </w:tc>
+        <w:tc>
+          <w:tcPr>
+            <w:tcW w:type="dxa" w:w="7965"/>
+            <w:vAlign w:val="top"/>
+            <w:tcMar>
+              <w:top w:w="70" w:type="dxa"/>
+              <w:start w:w="0" w:type="dxa"/>
+              <w:bottom w:w="70" w:type="dxa"/>
+              <w:end w:w="110" w:type="dxa"/>
+            </w:tcMar>
+          </w:tcPr>
+          <w:p>
+            <w:pPr>
+              <w:pStyle w:val="TabCell"/>
+            </w:pPr>
+            <w:r>
+              <w:rPr>
+                <w:sz w:val="19"/>
+              </w:rPr>
+              <w:t>Legal paper (8.5 × 14 in), 1.27 cm margins, monochrome throughout. No information depends on colour, so a black-and-white printer loses nothing.</w:t>
+            </w:r>
+          </w:p>
+        </w:tc>
+      </w:tr>
+    </w:tbl>
+    <w:p>
+      <w:pPr>
+        <w:spacing w:before="0" w:after="120" w:line="240" w:lineRule="auto"/>
+      </w:pPr>
     </w:p>
     <w:p>
       <w:r>
@@ -262,7 +1492,7 @@
             </w:r>
           </w:p>
           <w:p>
-            <w:bookmarkStart w:id="1025" w:name="part_II"/>
+            <w:bookmarkStart w:id="1028" w:name="part_II"/>
             <w:pPr>
               <w:pStyle w:val="Heading1"/>
               <w:jc w:val="left"/>
@@ -277,7 +1507,7 @@
               </w:rPr>
               <w:t>Gynaecologic and Obstetric Trays</w:t>
             </w:r>
-            <w:bookmarkEnd w:id="1025"/>
+            <w:bookmarkEnd w:id="1028"/>
           </w:p>
           <w:p>
             <w:pPr>
@@ -338,12 +1568,7 @@
       </w:r>
     </w:p>
     <w:p>
-      <w:r>
-        <w:br w:type="page"/>
-      </w:r>
-    </w:p>
-    <w:p>
-      <w:bookmarkStart w:id="1026" w:name="tray_2_1"/>
+      <w:bookmarkStart w:id="1029" w:name="tray_2_1"/>
       <w:pPr>
         <w:pStyle w:val="Heading2"/>
         <w:spacing w:before="320" w:after="40"/>
@@ -370,7 +1595,7 @@
         </w:rPr>
         <w:t>Dilatation of the Cervix and Curettage of the Uterus (D&amp;C) Tray</w:t>
       </w:r>
-      <w:bookmarkEnd w:id="1026"/>
+      <w:bookmarkEnd w:id="1029"/>
     </w:p>
     <w:p>
       <w:pPr>
@@ -636,127 +1861,132 @@
               <w:t>Fig 2.1 — Expose, steady, sound, dilate, curette</w:t>
             </w:r>
           </w:p>
-          <w:tbl>
-            <w:tblPr>
-              <w:tblW w:type="auto" w:w="0"/>
-              <w:tblLayout w:type="fixed"/>
-              <w:tblLook w:firstColumn="1" w:firstRow="1" w:lastColumn="0" w:lastRow="0" w:noHBand="0" w:noVBand="1" w:val="04A0"/>
-              <w:tblBorders>
-                <w:top w:val="single" w:sz="6" w:space="0" w:color="000000"/>
-                <w:left w:val="single" w:sz="20" w:space="0" w:color="000000"/>
-                <w:bottom w:val="single" w:sz="6" w:space="0" w:color="000000"/>
-                <w:right w:val="single" w:sz="6" w:space="0" w:color="000000"/>
-              </w:tblBorders>
-            </w:tblPr>
-            <w:tblGrid>
-              <w:gridCol w:w="3685"/>
-            </w:tblGrid>
-            <w:tr>
-              <w:tc>
-                <w:tcPr>
-                  <w:tcW w:type="dxa" w:w="3685"/>
-                  <w:shd w:val="clear" w:color="auto" w:fill="F0F0F0"/>
-                  <w:tcMar>
-                    <w:top w:w="90" w:type="dxa"/>
-                    <w:start w:w="120" w:type="dxa"/>
-                    <w:bottom w:w="90" w:type="dxa"/>
-                    <w:end w:w="120" w:type="dxa"/>
-                  </w:tcMar>
-                </w:tcPr>
-                <w:p>
-                  <w:pPr>
-                    <w:pStyle w:val="BoxHead"/>
-                    <w:spacing w:before="0" w:after="60"/>
-                  </w:pPr>
-                  <w:r>
-                    <w:t>Why sound before dilating</w:t>
-                  </w:r>
-                </w:p>
-                <w:p>
-                  <w:pPr>
-                    <w:pStyle w:val="BoxBody"/>
-                    <w:spacing w:before="20" w:after="40"/>
-                    <w:ind w:start="181" w:hanging="181"/>
-                  </w:pPr>
-                  <w:r>
-                    <w:rPr>
-                      <w:rFonts w:ascii="Calibri" w:hAnsi="Calibri"/>
-                      <w:b/>
-                    </w:rPr>
-                    <w:t xml:space="preserve">▪  </w:t>
-                  </w:r>
-                  <w:r>
-                    <w:t xml:space="preserve">The </w:t>
-                  </w:r>
-                  <w:r>
-                    <w:rPr>
-                      <w:b/>
-                    </w:rPr>
-                    <w:t>sound</w:t>
-                  </w:r>
-                  <w:r>
-                    <w:t xml:space="preserve"> establishes the depth and the direction of the uterine axis.</w:t>
-                  </w:r>
-                </w:p>
-                <w:p>
-                  <w:pPr>
-                    <w:pStyle w:val="BoxBody"/>
-                    <w:spacing w:before="20" w:after="40"/>
-                    <w:ind w:start="181" w:hanging="181"/>
-                  </w:pPr>
-                  <w:r>
-                    <w:rPr>
-                      <w:rFonts w:ascii="Calibri" w:hAnsi="Calibri"/>
-                      <w:b/>
-                    </w:rPr>
-                    <w:t xml:space="preserve">▪  </w:t>
-                  </w:r>
-                  <w:r>
-                    <w:t xml:space="preserve">Dilating without knowing the direction is the commonest cause of </w:t>
-                  </w:r>
-                  <w:r>
-                    <w:rPr>
-                      <w:b/>
-                    </w:rPr>
-                    <w:t>perforation</w:t>
-                  </w:r>
-                  <w:r>
-                    <w:t>.</w:t>
-                  </w:r>
-                </w:p>
-                <w:p>
-                  <w:pPr>
-                    <w:pStyle w:val="BoxBody"/>
-                    <w:spacing w:before="20" w:after="40"/>
-                    <w:ind w:start="181" w:hanging="181"/>
-                  </w:pPr>
-                  <w:r>
-                    <w:rPr>
-                      <w:rFonts w:ascii="Calibri" w:hAnsi="Calibri"/>
-                      <w:b/>
-                    </w:rPr>
-                    <w:t xml:space="preserve">▪  </w:t>
-                  </w:r>
-                  <w:r>
-                    <w:t xml:space="preserve">Dilators are passed in </w:t>
-                  </w:r>
-                  <w:r>
-                    <w:rPr>
-                      <w:b/>
-                    </w:rPr>
-                    <w:t>ascending order</w:t>
-                  </w:r>
-                  <w:r>
-                    <w:t>, never skipping sizes.</w:t>
-                  </w:r>
-                </w:p>
-              </w:tc>
-            </w:tr>
-          </w:tbl>
-          <w:p/>
         </w:tc>
       </w:tr>
     </w:tbl>
+    <w:tbl>
+      <w:tblPr>
+        <w:tblW w:type="auto" w:w="0"/>
+        <w:jc w:val="center"/>
+        <w:tblLayout w:type="fixed"/>
+        <w:tblLook w:firstColumn="1" w:firstRow="1" w:lastColumn="0" w:lastRow="0" w:noHBand="0" w:noVBand="1" w:val="04A0"/>
+        <w:tblBorders>
+          <w:top w:val="single" w:sz="6" w:space="0" w:color="000000"/>
+          <w:left w:val="single" w:sz="24" w:space="0" w:color="000000"/>
+          <w:bottom w:val="single" w:sz="6" w:space="0" w:color="000000"/>
+          <w:right w:val="single" w:sz="6" w:space="0" w:color="000000"/>
+        </w:tblBorders>
+      </w:tblPr>
+      <w:tblGrid>
+        <w:gridCol w:w="10800"/>
+      </w:tblGrid>
+      <w:tr>
+        <w:tc>
+          <w:tcPr>
+            <w:tcW w:type="dxa" w:w="10800"/>
+            <w:shd w:val="clear" w:color="auto" w:fill="E4E4E4"/>
+            <w:tcMar>
+              <w:top w:w="110" w:type="dxa"/>
+              <w:start w:w="150" w:type="dxa"/>
+              <w:bottom w:w="110" w:type="dxa"/>
+              <w:end w:w="150" w:type="dxa"/>
+            </w:tcMar>
+          </w:tcPr>
+          <w:p>
+            <w:pPr>
+              <w:pStyle w:val="BoxHead"/>
+              <w:spacing w:before="0" w:after="60"/>
+            </w:pPr>
+            <w:r>
+              <w:t>Why sound before dilating</w:t>
+            </w:r>
+          </w:p>
+          <w:p>
+            <w:pPr>
+              <w:pStyle w:val="BoxBody"/>
+              <w:spacing w:before="20" w:after="40"/>
+              <w:ind w:start="204" w:hanging="204"/>
+            </w:pPr>
+            <w:r>
+              <w:rPr>
+                <w:rFonts w:ascii="Calibri" w:hAnsi="Calibri"/>
+                <w:b/>
+              </w:rPr>
+              <w:t xml:space="preserve">▪  </w:t>
+            </w:r>
+            <w:r>
+              <w:t xml:space="preserve">The </w:t>
+            </w:r>
+            <w:r>
+              <w:rPr>
+                <w:b/>
+              </w:rPr>
+              <w:t>sound</w:t>
+            </w:r>
+            <w:r>
+              <w:t xml:space="preserve"> establishes the depth and the direction of the uterine axis.</w:t>
+            </w:r>
+          </w:p>
+          <w:p>
+            <w:pPr>
+              <w:pStyle w:val="BoxBody"/>
+              <w:spacing w:before="20" w:after="40"/>
+              <w:ind w:start="204" w:hanging="204"/>
+            </w:pPr>
+            <w:r>
+              <w:rPr>
+                <w:rFonts w:ascii="Calibri" w:hAnsi="Calibri"/>
+                <w:b/>
+              </w:rPr>
+              <w:t xml:space="preserve">▪  </w:t>
+            </w:r>
+            <w:r>
+              <w:t xml:space="preserve">Dilating without knowing the direction is the commonest cause of </w:t>
+            </w:r>
+            <w:r>
+              <w:rPr>
+                <w:b/>
+              </w:rPr>
+              <w:t>perforation</w:t>
+            </w:r>
+            <w:r>
+              <w:t>.</w:t>
+            </w:r>
+          </w:p>
+          <w:p>
+            <w:pPr>
+              <w:pStyle w:val="BoxBody"/>
+              <w:spacing w:before="20" w:after="40"/>
+              <w:ind w:start="204" w:hanging="204"/>
+            </w:pPr>
+            <w:r>
+              <w:rPr>
+                <w:rFonts w:ascii="Calibri" w:hAnsi="Calibri"/>
+                <w:b/>
+              </w:rPr>
+              <w:t xml:space="preserve">▪  </w:t>
+            </w:r>
+            <w:r>
+              <w:t xml:space="preserve">Dilators are passed in </w:t>
+            </w:r>
+            <w:r>
+              <w:rPr>
+                <w:b/>
+              </w:rPr>
+              <w:t>ascending order</w:t>
+            </w:r>
+            <w:r>
+              <w:t>, never skipping sizes.</w:t>
+            </w:r>
+          </w:p>
+        </w:tc>
+      </w:tr>
+    </w:tbl>
+    <w:p>
+      <w:pPr>
+        <w:spacing w:before="0" w:after="140" w:line="240" w:lineRule="auto"/>
+      </w:pPr>
+    </w:p>
     <w:p>
       <w:pPr>
         <w:pStyle w:val="Heading3"/>
@@ -3057,7 +4287,7 @@
       </w:r>
     </w:p>
     <w:p>
-      <w:bookmarkStart w:id="1027" w:name="tray_2_2"/>
+      <w:bookmarkStart w:id="1030" w:name="tray_2_2"/>
       <w:pPr>
         <w:pStyle w:val="Heading2"/>
         <w:spacing w:before="320" w:after="40"/>
@@ -3084,7 +4314,7 @@
         </w:rPr>
         <w:t>Cervical Cone Tray</w:t>
       </w:r>
-      <w:bookmarkEnd w:id="1027"/>
+      <w:bookmarkEnd w:id="1030"/>
     </w:p>
     <w:p>
       <w:pPr>
@@ -3334,95 +4564,100 @@
               <w:t>Fig 2.2 — Excision of a cone with haemostatic control</w:t>
             </w:r>
           </w:p>
-          <w:tbl>
-            <w:tblPr>
-              <w:tblW w:type="auto" w:w="0"/>
-              <w:tblLayout w:type="fixed"/>
-              <w:tblLook w:firstColumn="1" w:firstRow="1" w:lastColumn="0" w:lastRow="0" w:noHBand="0" w:noVBand="1" w:val="04A0"/>
-              <w:tblBorders>
-                <w:top w:val="single" w:sz="6" w:space="0" w:color="000000"/>
-                <w:left w:val="single" w:sz="20" w:space="0" w:color="000000"/>
-                <w:bottom w:val="single" w:sz="6" w:space="0" w:color="000000"/>
-                <w:right w:val="single" w:sz="6" w:space="0" w:color="000000"/>
-              </w:tblBorders>
-            </w:tblPr>
-            <w:tblGrid>
-              <w:gridCol w:w="3685"/>
-            </w:tblGrid>
-            <w:tr>
-              <w:tc>
-                <w:tcPr>
-                  <w:tcW w:type="dxa" w:w="3685"/>
-                  <w:shd w:val="clear" w:color="auto" w:fill="F0F0F0"/>
-                  <w:tcMar>
-                    <w:top w:w="90" w:type="dxa"/>
-                    <w:start w:w="120" w:type="dxa"/>
-                    <w:bottom w:w="90" w:type="dxa"/>
-                    <w:end w:w="120" w:type="dxa"/>
-                  </w:tcMar>
-                </w:tcPr>
-                <w:p>
-                  <w:pPr>
-                    <w:pStyle w:val="BoxHead"/>
-                    <w:spacing w:before="0" w:after="60"/>
-                  </w:pPr>
-                  <w:r>
-                    <w:t>Two non-negotiables</w:t>
-                  </w:r>
-                </w:p>
-                <w:p>
-                  <w:pPr>
-                    <w:pStyle w:val="BoxBody"/>
-                    <w:spacing w:before="20" w:after="40"/>
-                    <w:ind w:start="181" w:hanging="181"/>
-                  </w:pPr>
-                  <w:r>
-                    <w:rPr>
-                      <w:rFonts w:ascii="Calibri" w:hAnsi="Calibri"/>
-                      <w:b/>
-                    </w:rPr>
-                    <w:t xml:space="preserve">▪  </w:t>
-                  </w:r>
-                  <w:r>
-                    <w:rPr>
-                      <w:b/>
-                    </w:rPr>
-                    <w:t>Insulated speculum</w:t>
-                  </w:r>
-                  <w:r>
-                    <w:t xml:space="preserve"> whenever diathermy is used — a metal speculum conducts current to the vaginal wall.</w:t>
-                  </w:r>
-                </w:p>
-                <w:p>
-                  <w:pPr>
-                    <w:pStyle w:val="BoxBody"/>
-                    <w:spacing w:before="20" w:after="40"/>
-                    <w:ind w:start="181" w:hanging="181"/>
-                  </w:pPr>
-                  <w:r>
-                    <w:rPr>
-                      <w:rFonts w:ascii="Calibri" w:hAnsi="Calibri"/>
-                      <w:b/>
-                    </w:rPr>
-                    <w:t xml:space="preserve">▪  </w:t>
-                  </w:r>
-                  <w:r>
-                    <w:rPr>
-                      <w:b/>
-                    </w:rPr>
-                    <w:t>Orientation suture at 12 o'clock</w:t>
-                  </w:r>
-                  <w:r>
-                    <w:t xml:space="preserve"> — without it the pathologist cannot report which margin is involved.</w:t>
-                  </w:r>
-                </w:p>
-              </w:tc>
-            </w:tr>
-          </w:tbl>
-          <w:p/>
         </w:tc>
       </w:tr>
     </w:tbl>
+    <w:tbl>
+      <w:tblPr>
+        <w:tblW w:type="auto" w:w="0"/>
+        <w:jc w:val="center"/>
+        <w:tblLayout w:type="fixed"/>
+        <w:tblLook w:firstColumn="1" w:firstRow="1" w:lastColumn="0" w:lastRow="0" w:noHBand="0" w:noVBand="1" w:val="04A0"/>
+        <w:tblBorders>
+          <w:top w:val="single" w:sz="6" w:space="0" w:color="000000"/>
+          <w:left w:val="single" w:sz="24" w:space="0" w:color="000000"/>
+          <w:bottom w:val="single" w:sz="6" w:space="0" w:color="000000"/>
+          <w:right w:val="single" w:sz="6" w:space="0" w:color="000000"/>
+        </w:tblBorders>
+      </w:tblPr>
+      <w:tblGrid>
+        <w:gridCol w:w="10800"/>
+      </w:tblGrid>
+      <w:tr>
+        <w:tc>
+          <w:tcPr>
+            <w:tcW w:type="dxa" w:w="10800"/>
+            <w:shd w:val="clear" w:color="auto" w:fill="E4E4E4"/>
+            <w:tcMar>
+              <w:top w:w="110" w:type="dxa"/>
+              <w:start w:w="150" w:type="dxa"/>
+              <w:bottom w:w="110" w:type="dxa"/>
+              <w:end w:w="150" w:type="dxa"/>
+            </w:tcMar>
+          </w:tcPr>
+          <w:p>
+            <w:pPr>
+              <w:pStyle w:val="BoxHead"/>
+              <w:spacing w:before="0" w:after="60"/>
+            </w:pPr>
+            <w:r>
+              <w:t>Two non-negotiables</w:t>
+            </w:r>
+          </w:p>
+          <w:p>
+            <w:pPr>
+              <w:pStyle w:val="BoxBody"/>
+              <w:spacing w:before="20" w:after="40"/>
+              <w:ind w:start="204" w:hanging="204"/>
+            </w:pPr>
+            <w:r>
+              <w:rPr>
+                <w:rFonts w:ascii="Calibri" w:hAnsi="Calibri"/>
+                <w:b/>
+              </w:rPr>
+              <w:t xml:space="preserve">▪  </w:t>
+            </w:r>
+            <w:r>
+              <w:rPr>
+                <w:b/>
+              </w:rPr>
+              <w:t>Insulated speculum</w:t>
+            </w:r>
+            <w:r>
+              <w:t xml:space="preserve"> whenever diathermy is used — a metal speculum conducts current to the vaginal wall.</w:t>
+            </w:r>
+          </w:p>
+          <w:p>
+            <w:pPr>
+              <w:pStyle w:val="BoxBody"/>
+              <w:spacing w:before="20" w:after="40"/>
+              <w:ind w:start="204" w:hanging="204"/>
+            </w:pPr>
+            <w:r>
+              <w:rPr>
+                <w:rFonts w:ascii="Calibri" w:hAnsi="Calibri"/>
+                <w:b/>
+              </w:rPr>
+              <w:t xml:space="preserve">▪  </w:t>
+            </w:r>
+            <w:r>
+              <w:rPr>
+                <w:b/>
+              </w:rPr>
+              <w:t>Orientation suture at 12 o'clock</w:t>
+            </w:r>
+            <w:r>
+              <w:t xml:space="preserve"> — without it the pathologist cannot report which margin is involved.</w:t>
+            </w:r>
+          </w:p>
+        </w:tc>
+      </w:tr>
+    </w:tbl>
+    <w:p>
+      <w:pPr>
+        <w:spacing w:before="0" w:after="140" w:line="240" w:lineRule="auto"/>
+      </w:pPr>
+    </w:p>
     <w:p>
       <w:pPr>
         <w:pStyle w:val="Heading3"/>
@@ -5734,7 +6969,7 @@
       </w:r>
     </w:p>
     <w:p>
-      <w:bookmarkStart w:id="1028" w:name="tray_2_3"/>
+      <w:bookmarkStart w:id="1031" w:name="tray_2_3"/>
       <w:pPr>
         <w:pStyle w:val="Heading2"/>
         <w:spacing w:before="320" w:after="40"/>
@@ -5761,7 +6996,7 @@
         </w:rPr>
         <w:t>Laparoscopy Tray (Gynaecologic)</w:t>
       </w:r>
-      <w:bookmarkEnd w:id="1028"/>
+      <w:bookmarkEnd w:id="1031"/>
     </w:p>
     <w:p>
       <w:pPr>
@@ -6045,144 +7280,149 @@
               <w:t>Fig 2.3 — Access, insufflation, vision, manipulation</w:t>
             </w:r>
           </w:p>
-          <w:tbl>
-            <w:tblPr>
-              <w:tblW w:type="auto" w:w="0"/>
-              <w:tblLayout w:type="fixed"/>
-              <w:tblLook w:firstColumn="1" w:firstRow="1" w:lastColumn="0" w:lastRow="0" w:noHBand="0" w:noVBand="1" w:val="04A0"/>
-              <w:tblBorders>
-                <w:top w:val="single" w:sz="6" w:space="0" w:color="000000"/>
-                <w:left w:val="single" w:sz="20" w:space="0" w:color="000000"/>
-                <w:bottom w:val="single" w:sz="6" w:space="0" w:color="000000"/>
-                <w:right w:val="single" w:sz="6" w:space="0" w:color="000000"/>
-              </w:tblBorders>
-            </w:tblPr>
-            <w:tblGrid>
-              <w:gridCol w:w="3685"/>
-            </w:tblGrid>
-            <w:tr>
-              <w:tc>
-                <w:tcPr>
-                  <w:tcW w:type="dxa" w:w="3685"/>
-                  <w:shd w:val="clear" w:color="auto" w:fill="F0F0F0"/>
-                  <w:tcMar>
-                    <w:top w:w="90" w:type="dxa"/>
-                    <w:start w:w="120" w:type="dxa"/>
-                    <w:bottom w:w="90" w:type="dxa"/>
-                    <w:end w:w="120" w:type="dxa"/>
-                  </w:tcMar>
-                </w:tcPr>
-                <w:p>
-                  <w:pPr>
-                    <w:pStyle w:val="BoxHead"/>
-                    <w:spacing w:before="0" w:after="60"/>
-                  </w:pPr>
-                  <w:r>
-                    <w:t>Numbers to remember</w:t>
-                  </w:r>
-                </w:p>
-                <w:p>
-                  <w:pPr>
-                    <w:pStyle w:val="BoxBody"/>
-                    <w:spacing w:before="20" w:after="40"/>
-                    <w:ind w:start="181" w:hanging="181"/>
-                  </w:pPr>
-                  <w:r>
-                    <w:rPr>
-                      <w:rFonts w:ascii="Calibri" w:hAnsi="Calibri"/>
-                      <w:b/>
-                    </w:rPr>
-                    <w:t xml:space="preserve">▪  </w:t>
-                  </w:r>
-                  <w:r>
-                    <w:t xml:space="preserve">Insufflation pressure </w:t>
-                  </w:r>
-                  <w:r>
-                    <w:rPr>
-                      <w:b/>
-                    </w:rPr>
-                    <w:t>12–15 mmHg</w:t>
-                  </w:r>
-                  <w:r>
-                    <w:t>.</w:t>
-                  </w:r>
-                </w:p>
-                <w:p>
-                  <w:pPr>
-                    <w:pStyle w:val="BoxBody"/>
-                    <w:spacing w:before="20" w:after="40"/>
-                    <w:ind w:start="181" w:hanging="181"/>
-                  </w:pPr>
-                  <w:r>
-                    <w:rPr>
-                      <w:rFonts w:ascii="Calibri" w:hAnsi="Calibri"/>
-                      <w:b/>
-                    </w:rPr>
-                    <w:t xml:space="preserve">▪  </w:t>
-                  </w:r>
-                  <w:r>
-                    <w:t xml:space="preserve">Gas used is </w:t>
-                  </w:r>
-                  <w:r>
-                    <w:rPr>
-                      <w:b/>
-                    </w:rPr>
-                    <w:t>carbon dioxide</w:t>
-                  </w:r>
-                  <w:r>
-                    <w:t xml:space="preserve"> — non-combustible and rapidly absorbed.</w:t>
-                  </w:r>
-                </w:p>
-                <w:p>
-                  <w:pPr>
-                    <w:pStyle w:val="BoxBody"/>
-                    <w:spacing w:before="20" w:after="40"/>
-                    <w:ind w:start="181" w:hanging="181"/>
-                  </w:pPr>
-                  <w:r>
-                    <w:rPr>
-                      <w:rFonts w:ascii="Calibri" w:hAnsi="Calibri"/>
-                      <w:b/>
-                    </w:rPr>
-                    <w:t xml:space="preserve">▪  </w:t>
-                  </w:r>
-                  <w:r>
-                    <w:rPr>
-                      <w:b/>
-                    </w:rPr>
-                    <w:t>Trendelenburg 15–30°</w:t>
-                  </w:r>
-                  <w:r>
-                    <w:t xml:space="preserve"> for pelvic laparoscopy.</w:t>
-                  </w:r>
-                </w:p>
-                <w:p>
-                  <w:pPr>
-                    <w:pStyle w:val="BoxBody"/>
-                    <w:spacing w:before="20" w:after="40"/>
-                    <w:ind w:start="181" w:hanging="181"/>
-                  </w:pPr>
-                  <w:r>
-                    <w:rPr>
-                      <w:rFonts w:ascii="Calibri" w:hAnsi="Calibri"/>
-                      <w:b/>
-                    </w:rPr>
-                    <w:t xml:space="preserve">▪  </w:t>
-                  </w:r>
-                  <w:r>
-                    <w:rPr>
-                      <w:b/>
-                    </w:rPr>
-                    <w:t>Veress = closed entry; Hasson = open entry.</w:t>
-                  </w:r>
-                </w:p>
-              </w:tc>
-            </w:tr>
-          </w:tbl>
-          <w:p/>
         </w:tc>
       </w:tr>
     </w:tbl>
+    <w:tbl>
+      <w:tblPr>
+        <w:tblW w:type="auto" w:w="0"/>
+        <w:jc w:val="center"/>
+        <w:tblLayout w:type="fixed"/>
+        <w:tblLook w:firstColumn="1" w:firstRow="1" w:lastColumn="0" w:lastRow="0" w:noHBand="0" w:noVBand="1" w:val="04A0"/>
+        <w:tblBorders>
+          <w:top w:val="single" w:sz="6" w:space="0" w:color="000000"/>
+          <w:left w:val="single" w:sz="24" w:space="0" w:color="000000"/>
+          <w:bottom w:val="single" w:sz="6" w:space="0" w:color="000000"/>
+          <w:right w:val="single" w:sz="6" w:space="0" w:color="000000"/>
+        </w:tblBorders>
+      </w:tblPr>
+      <w:tblGrid>
+        <w:gridCol w:w="10800"/>
+      </w:tblGrid>
+      <w:tr>
+        <w:tc>
+          <w:tcPr>
+            <w:tcW w:type="dxa" w:w="10800"/>
+            <w:shd w:val="clear" w:color="auto" w:fill="E4E4E4"/>
+            <w:tcMar>
+              <w:top w:w="110" w:type="dxa"/>
+              <w:start w:w="150" w:type="dxa"/>
+              <w:bottom w:w="110" w:type="dxa"/>
+              <w:end w:w="150" w:type="dxa"/>
+            </w:tcMar>
+          </w:tcPr>
+          <w:p>
+            <w:pPr>
+              <w:pStyle w:val="BoxHead"/>
+              <w:spacing w:before="0" w:after="60"/>
+            </w:pPr>
+            <w:r>
+              <w:t>Numbers to remember</w:t>
+            </w:r>
+          </w:p>
+          <w:p>
+            <w:pPr>
+              <w:pStyle w:val="BoxBody"/>
+              <w:spacing w:before="20" w:after="40"/>
+              <w:ind w:start="204" w:hanging="204"/>
+            </w:pPr>
+            <w:r>
+              <w:rPr>
+                <w:rFonts w:ascii="Calibri" w:hAnsi="Calibri"/>
+                <w:b/>
+              </w:rPr>
+              <w:t xml:space="preserve">▪  </w:t>
+            </w:r>
+            <w:r>
+              <w:t xml:space="preserve">Insufflation pressure </w:t>
+            </w:r>
+            <w:r>
+              <w:rPr>
+                <w:b/>
+              </w:rPr>
+              <w:t>12–15 mmHg</w:t>
+            </w:r>
+            <w:r>
+              <w:t>.</w:t>
+            </w:r>
+          </w:p>
+          <w:p>
+            <w:pPr>
+              <w:pStyle w:val="BoxBody"/>
+              <w:spacing w:before="20" w:after="40"/>
+              <w:ind w:start="204" w:hanging="204"/>
+            </w:pPr>
+            <w:r>
+              <w:rPr>
+                <w:rFonts w:ascii="Calibri" w:hAnsi="Calibri"/>
+                <w:b/>
+              </w:rPr>
+              <w:t xml:space="preserve">▪  </w:t>
+            </w:r>
+            <w:r>
+              <w:t xml:space="preserve">Gas used is </w:t>
+            </w:r>
+            <w:r>
+              <w:rPr>
+                <w:b/>
+              </w:rPr>
+              <w:t>carbon dioxide</w:t>
+            </w:r>
+            <w:r>
+              <w:t xml:space="preserve"> — non-combustible and rapidly absorbed.</w:t>
+            </w:r>
+          </w:p>
+          <w:p>
+            <w:pPr>
+              <w:pStyle w:val="BoxBody"/>
+              <w:spacing w:before="20" w:after="40"/>
+              <w:ind w:start="204" w:hanging="204"/>
+            </w:pPr>
+            <w:r>
+              <w:rPr>
+                <w:rFonts w:ascii="Calibri" w:hAnsi="Calibri"/>
+                <w:b/>
+              </w:rPr>
+              <w:t xml:space="preserve">▪  </w:t>
+            </w:r>
+            <w:r>
+              <w:rPr>
+                <w:b/>
+              </w:rPr>
+              <w:t>Trendelenburg 15–30°</w:t>
+            </w:r>
+            <w:r>
+              <w:t xml:space="preserve"> for pelvic laparoscopy.</w:t>
+            </w:r>
+          </w:p>
+          <w:p>
+            <w:pPr>
+              <w:pStyle w:val="BoxBody"/>
+              <w:spacing w:before="20" w:after="40"/>
+              <w:ind w:start="204" w:hanging="204"/>
+            </w:pPr>
+            <w:r>
+              <w:rPr>
+                <w:rFonts w:ascii="Calibri" w:hAnsi="Calibri"/>
+                <w:b/>
+              </w:rPr>
+              <w:t xml:space="preserve">▪  </w:t>
+            </w:r>
+            <w:r>
+              <w:rPr>
+                <w:b/>
+              </w:rPr>
+              <w:t>Veress = closed entry; Hasson = open entry.</w:t>
+            </w:r>
+          </w:p>
+        </w:tc>
+      </w:tr>
+    </w:tbl>
+    <w:p>
+      <w:pPr>
+        <w:spacing w:before="0" w:after="140" w:line="240" w:lineRule="auto"/>
+      </w:pPr>
+    </w:p>
     <w:p>
       <w:pPr>
         <w:pStyle w:val="Heading3"/>
@@ -9497,7 +10737,7 @@
       </w:r>
     </w:p>
     <w:p>
-      <w:bookmarkStart w:id="1029" w:name="tray_2_4"/>
+      <w:bookmarkStart w:id="1032" w:name="tray_2_4"/>
       <w:pPr>
         <w:pStyle w:val="Heading2"/>
         <w:spacing w:before="320" w:after="40"/>
@@ -9524,7 +10764,7 @@
         </w:rPr>
         <w:t>Abdominal Hysterectomy Tray</w:t>
       </w:r>
-      <w:bookmarkEnd w:id="1029"/>
+      <w:bookmarkEnd w:id="1032"/>
     </w:p>
     <w:p>
       <w:pPr>
@@ -9790,92 +11030,97 @@
               <w:t>Fig 2.4 — Pedicle control is the whole operation</w:t>
             </w:r>
           </w:p>
-          <w:tbl>
-            <w:tblPr>
-              <w:tblW w:type="auto" w:w="0"/>
-              <w:tblLayout w:type="fixed"/>
-              <w:tblLook w:firstColumn="1" w:firstRow="1" w:lastColumn="0" w:lastRow="0" w:noHBand="0" w:noVBand="1" w:val="04A0"/>
-              <w:tblBorders>
-                <w:top w:val="single" w:sz="6" w:space="0" w:color="000000"/>
-                <w:left w:val="single" w:sz="20" w:space="0" w:color="000000"/>
-                <w:bottom w:val="single" w:sz="6" w:space="0" w:color="000000"/>
-                <w:right w:val="single" w:sz="6" w:space="0" w:color="000000"/>
-              </w:tblBorders>
-            </w:tblPr>
-            <w:tblGrid>
-              <w:gridCol w:w="3685"/>
-            </w:tblGrid>
-            <w:tr>
-              <w:tc>
-                <w:tcPr>
-                  <w:tcW w:type="dxa" w:w="3685"/>
-                  <w:shd w:val="clear" w:color="auto" w:fill="F0F0F0"/>
-                  <w:tcMar>
-                    <w:top w:w="90" w:type="dxa"/>
-                    <w:start w:w="120" w:type="dxa"/>
-                    <w:bottom w:w="90" w:type="dxa"/>
-                    <w:end w:w="120" w:type="dxa"/>
-                  </w:tcMar>
-                </w:tcPr>
-                <w:p>
-                  <w:pPr>
-                    <w:pStyle w:val="BoxHead"/>
-                    <w:spacing w:before="0" w:after="60"/>
-                  </w:pPr>
-                  <w:r>
-                    <w:t>The ureter</w:t>
-                  </w:r>
-                </w:p>
-                <w:p>
-                  <w:pPr>
-                    <w:pStyle w:val="BoxBody"/>
-                    <w:spacing w:before="20" w:after="40"/>
-                    <w:ind w:start="181" w:hanging="181"/>
-                  </w:pPr>
-                  <w:r>
-                    <w:rPr>
-                      <w:rFonts w:ascii="Calibri" w:hAnsi="Calibri"/>
-                      <w:b/>
-                    </w:rPr>
-                    <w:t xml:space="preserve">▪  </w:t>
-                  </w:r>
-                  <w:r>
-                    <w:t xml:space="preserve">The </w:t>
-                  </w:r>
-                  <w:r>
-                    <w:rPr>
-                      <w:b/>
-                    </w:rPr>
-                    <w:t>ureter passes beneath the uterine artery</w:t>
-                  </w:r>
-                  <w:r>
-                    <w:t xml:space="preserve"> at the base of the broad ligament — *water under the bridge*.</w:t>
-                  </w:r>
-                </w:p>
-                <w:p>
-                  <w:pPr>
-                    <w:pStyle w:val="BoxBody"/>
-                    <w:spacing w:before="20" w:after="40"/>
-                    <w:ind w:start="181" w:hanging="181"/>
-                  </w:pPr>
-                  <w:r>
-                    <w:rPr>
-                      <w:rFonts w:ascii="Calibri" w:hAnsi="Calibri"/>
-                      <w:b/>
-                    </w:rPr>
-                    <w:t xml:space="preserve">▪  </w:t>
-                  </w:r>
-                  <w:r>
-                    <w:t>This is the site of the classic surgical injury, and the reason the tray carries atraumatic DeBakey forceps, malleable retractors and available ureteric stents.</w:t>
-                  </w:r>
-                </w:p>
-              </w:tc>
-            </w:tr>
-          </w:tbl>
-          <w:p/>
         </w:tc>
       </w:tr>
     </w:tbl>
+    <w:tbl>
+      <w:tblPr>
+        <w:tblW w:type="auto" w:w="0"/>
+        <w:jc w:val="center"/>
+        <w:tblLayout w:type="fixed"/>
+        <w:tblLook w:firstColumn="1" w:firstRow="1" w:lastColumn="0" w:lastRow="0" w:noHBand="0" w:noVBand="1" w:val="04A0"/>
+        <w:tblBorders>
+          <w:top w:val="single" w:sz="6" w:space="0" w:color="000000"/>
+          <w:left w:val="single" w:sz="24" w:space="0" w:color="000000"/>
+          <w:bottom w:val="single" w:sz="6" w:space="0" w:color="000000"/>
+          <w:right w:val="single" w:sz="6" w:space="0" w:color="000000"/>
+        </w:tblBorders>
+      </w:tblPr>
+      <w:tblGrid>
+        <w:gridCol w:w="10800"/>
+      </w:tblGrid>
+      <w:tr>
+        <w:tc>
+          <w:tcPr>
+            <w:tcW w:type="dxa" w:w="10800"/>
+            <w:shd w:val="clear" w:color="auto" w:fill="E4E4E4"/>
+            <w:tcMar>
+              <w:top w:w="110" w:type="dxa"/>
+              <w:start w:w="150" w:type="dxa"/>
+              <w:bottom w:w="110" w:type="dxa"/>
+              <w:end w:w="150" w:type="dxa"/>
+            </w:tcMar>
+          </w:tcPr>
+          <w:p>
+            <w:pPr>
+              <w:pStyle w:val="BoxHead"/>
+              <w:spacing w:before="0" w:after="60"/>
+            </w:pPr>
+            <w:r>
+              <w:t>The ureter</w:t>
+            </w:r>
+          </w:p>
+          <w:p>
+            <w:pPr>
+              <w:pStyle w:val="BoxBody"/>
+              <w:spacing w:before="20" w:after="40"/>
+              <w:ind w:start="204" w:hanging="204"/>
+            </w:pPr>
+            <w:r>
+              <w:rPr>
+                <w:rFonts w:ascii="Calibri" w:hAnsi="Calibri"/>
+                <w:b/>
+              </w:rPr>
+              <w:t xml:space="preserve">▪  </w:t>
+            </w:r>
+            <w:r>
+              <w:t xml:space="preserve">The </w:t>
+            </w:r>
+            <w:r>
+              <w:rPr>
+                <w:b/>
+              </w:rPr>
+              <w:t>ureter passes beneath the uterine artery</w:t>
+            </w:r>
+            <w:r>
+              <w:t xml:space="preserve"> at the base of the broad ligament — *water under the bridge*.</w:t>
+            </w:r>
+          </w:p>
+          <w:p>
+            <w:pPr>
+              <w:pStyle w:val="BoxBody"/>
+              <w:spacing w:before="20" w:after="40"/>
+              <w:ind w:start="204" w:hanging="204"/>
+            </w:pPr>
+            <w:r>
+              <w:rPr>
+                <w:rFonts w:ascii="Calibri" w:hAnsi="Calibri"/>
+                <w:b/>
+              </w:rPr>
+              <w:t xml:space="preserve">▪  </w:t>
+            </w:r>
+            <w:r>
+              <w:t>This is the site of the classic surgical injury, and the reason the tray carries atraumatic DeBakey forceps, malleable retractors and available ureteric stents.</w:t>
+            </w:r>
+          </w:p>
+        </w:tc>
+      </w:tr>
+    </w:tbl>
+    <w:p>
+      <w:pPr>
+        <w:spacing w:before="0" w:after="140" w:line="240" w:lineRule="auto"/>
+      </w:pPr>
+    </w:p>
     <w:p>
       <w:pPr>
         <w:pStyle w:val="Heading3"/>
@@ -12572,7 +13817,7 @@
       </w:r>
     </w:p>
     <w:p>
-      <w:bookmarkStart w:id="1030" w:name="tray_2_5"/>
+      <w:bookmarkStart w:id="1033" w:name="tray_2_5"/>
       <w:pPr>
         <w:pStyle w:val="Heading2"/>
         <w:spacing w:before="320" w:after="40"/>
@@ -12599,7 +13844,7 @@
         </w:rPr>
         <w:t>Caesarean Section Tray</w:t>
       </w:r>
-      <w:bookmarkEnd w:id="1030"/>
+      <w:bookmarkEnd w:id="1033"/>
     </w:p>
     <w:p>
       <w:pPr>
@@ -12861,98 +14106,103 @@
               <w:t>Fig 2.5 — Speed, exposure and haemostasis</w:t>
             </w:r>
           </w:p>
-          <w:tbl>
-            <w:tblPr>
-              <w:tblW w:type="auto" w:w="0"/>
-              <w:tblLayout w:type="fixed"/>
-              <w:tblLook w:firstColumn="1" w:firstRow="1" w:lastColumn="0" w:lastRow="0" w:noHBand="0" w:noVBand="1" w:val="04A0"/>
-              <w:tblBorders>
-                <w:top w:val="single" w:sz="6" w:space="0" w:color="000000"/>
-                <w:left w:val="single" w:sz="20" w:space="0" w:color="000000"/>
-                <w:bottom w:val="single" w:sz="6" w:space="0" w:color="000000"/>
-                <w:right w:val="single" w:sz="6" w:space="0" w:color="000000"/>
-              </w:tblBorders>
-            </w:tblPr>
-            <w:tblGrid>
-              <w:gridCol w:w="3685"/>
-            </w:tblGrid>
-            <w:tr>
-              <w:tc>
-                <w:tcPr>
-                  <w:tcW w:type="dxa" w:w="3685"/>
-                  <w:shd w:val="clear" w:color="auto" w:fill="F0F0F0"/>
-                  <w:tcMar>
-                    <w:top w:w="90" w:type="dxa"/>
-                    <w:start w:w="120" w:type="dxa"/>
-                    <w:bottom w:w="90" w:type="dxa"/>
-                    <w:end w:w="120" w:type="dxa"/>
-                  </w:tcMar>
-                </w:tcPr>
-                <w:p>
-                  <w:pPr>
-                    <w:pStyle w:val="BoxHead"/>
-                    <w:spacing w:before="0" w:after="60"/>
-                  </w:pPr>
-                  <w:r>
-                    <w:t>Two patients, one tray</w:t>
-                  </w:r>
-                </w:p>
-                <w:p>
-                  <w:pPr>
-                    <w:pStyle w:val="BoxBody"/>
-                    <w:spacing w:before="20" w:after="40"/>
-                    <w:ind w:start="181" w:hanging="181"/>
-                  </w:pPr>
-                  <w:r>
-                    <w:rPr>
-                      <w:rFonts w:ascii="Calibri" w:hAnsi="Calibri"/>
-                      <w:b/>
-                    </w:rPr>
-                    <w:t xml:space="preserve">▪  </w:t>
-                  </w:r>
-                  <w:r>
-                    <w:t xml:space="preserve">The caesarean tray is the only tray in this syllabus prepared for </w:t>
-                  </w:r>
-                  <w:r>
-                    <w:rPr>
-                      <w:b/>
-                    </w:rPr>
-                    <w:t>two patients simultaneously</w:t>
-                  </w:r>
-                  <w:r>
-                    <w:t>.</w:t>
-                  </w:r>
-                </w:p>
-                <w:p>
-                  <w:pPr>
-                    <w:pStyle w:val="BoxBody"/>
-                    <w:spacing w:before="20" w:after="40"/>
-                    <w:ind w:start="181" w:hanging="181"/>
-                  </w:pPr>
-                  <w:r>
-                    <w:rPr>
-                      <w:rFonts w:ascii="Calibri" w:hAnsi="Calibri"/>
-                      <w:b/>
-                    </w:rPr>
-                    <w:t xml:space="preserve">▪  </w:t>
-                  </w:r>
-                  <w:r>
-                    <w:rPr>
-                      <w:b/>
-                    </w:rPr>
-                    <w:t>Neonatal resuscitation equipment is part of the tray preparation</w:t>
-                  </w:r>
-                  <w:r>
-                    <w:t xml:space="preserve"> and must be checked before the skin incision — a mark that is very often missed.</w:t>
-                  </w:r>
-                </w:p>
-              </w:tc>
-            </w:tr>
-          </w:tbl>
-          <w:p/>
         </w:tc>
       </w:tr>
     </w:tbl>
+    <w:tbl>
+      <w:tblPr>
+        <w:tblW w:type="auto" w:w="0"/>
+        <w:jc w:val="center"/>
+        <w:tblLayout w:type="fixed"/>
+        <w:tblLook w:firstColumn="1" w:firstRow="1" w:lastColumn="0" w:lastRow="0" w:noHBand="0" w:noVBand="1" w:val="04A0"/>
+        <w:tblBorders>
+          <w:top w:val="single" w:sz="6" w:space="0" w:color="000000"/>
+          <w:left w:val="single" w:sz="24" w:space="0" w:color="000000"/>
+          <w:bottom w:val="single" w:sz="6" w:space="0" w:color="000000"/>
+          <w:right w:val="single" w:sz="6" w:space="0" w:color="000000"/>
+        </w:tblBorders>
+      </w:tblPr>
+      <w:tblGrid>
+        <w:gridCol w:w="10800"/>
+      </w:tblGrid>
+      <w:tr>
+        <w:tc>
+          <w:tcPr>
+            <w:tcW w:type="dxa" w:w="10800"/>
+            <w:shd w:val="clear" w:color="auto" w:fill="E4E4E4"/>
+            <w:tcMar>
+              <w:top w:w="110" w:type="dxa"/>
+              <w:start w:w="150" w:type="dxa"/>
+              <w:bottom w:w="110" w:type="dxa"/>
+              <w:end w:w="150" w:type="dxa"/>
+            </w:tcMar>
+          </w:tcPr>
+          <w:p>
+            <w:pPr>
+              <w:pStyle w:val="BoxHead"/>
+              <w:spacing w:before="0" w:after="60"/>
+            </w:pPr>
+            <w:r>
+              <w:t>Two patients, one tray</w:t>
+            </w:r>
+          </w:p>
+          <w:p>
+            <w:pPr>
+              <w:pStyle w:val="BoxBody"/>
+              <w:spacing w:before="20" w:after="40"/>
+              <w:ind w:start="204" w:hanging="204"/>
+            </w:pPr>
+            <w:r>
+              <w:rPr>
+                <w:rFonts w:ascii="Calibri" w:hAnsi="Calibri"/>
+                <w:b/>
+              </w:rPr>
+              <w:t xml:space="preserve">▪  </w:t>
+            </w:r>
+            <w:r>
+              <w:t xml:space="preserve">The caesarean tray is the only tray in this syllabus prepared for </w:t>
+            </w:r>
+            <w:r>
+              <w:rPr>
+                <w:b/>
+              </w:rPr>
+              <w:t>two patients simultaneously</w:t>
+            </w:r>
+            <w:r>
+              <w:t>.</w:t>
+            </w:r>
+          </w:p>
+          <w:p>
+            <w:pPr>
+              <w:pStyle w:val="BoxBody"/>
+              <w:spacing w:before="20" w:after="40"/>
+              <w:ind w:start="204" w:hanging="204"/>
+            </w:pPr>
+            <w:r>
+              <w:rPr>
+                <w:rFonts w:ascii="Calibri" w:hAnsi="Calibri"/>
+                <w:b/>
+              </w:rPr>
+              <w:t xml:space="preserve">▪  </w:t>
+            </w:r>
+            <w:r>
+              <w:rPr>
+                <w:b/>
+              </w:rPr>
+              <w:t>Neonatal resuscitation equipment is part of the tray preparation</w:t>
+            </w:r>
+            <w:r>
+              <w:t xml:space="preserve"> and must be checked before the skin incision — a mark that is very often missed.</w:t>
+            </w:r>
+          </w:p>
+        </w:tc>
+      </w:tr>
+    </w:tbl>
+    <w:p>
+      <w:pPr>
+        <w:spacing w:before="0" w:after="140" w:line="240" w:lineRule="auto"/>
+      </w:pPr>
+    </w:p>
     <w:p>
       <w:pPr>
         <w:pStyle w:val="Heading3"/>
@@ -15735,7 +16985,7 @@
       </w:r>
     </w:p>
     <w:p>
-      <w:bookmarkStart w:id="1031" w:name="tray_2_6"/>
+      <w:bookmarkStart w:id="1034" w:name="tray_2_6"/>
       <w:pPr>
         <w:pStyle w:val="Heading2"/>
         <w:spacing w:before="320" w:after="40"/>
@@ -15762,7 +17012,7 @@
         </w:rPr>
         <w:t>Vaginal Hysterectomy Tray</w:t>
       </w:r>
-      <w:bookmarkEnd w:id="1031"/>
+      <w:bookmarkEnd w:id="1034"/>
     </w:p>
     <w:p>
       <w:pPr>
@@ -16030,127 +17280,132 @@
               <w:t>Fig 2.6 — Angled instruments for a deep narrow field</w:t>
             </w:r>
           </w:p>
-          <w:tbl>
-            <w:tblPr>
-              <w:tblW w:type="auto" w:w="0"/>
-              <w:tblLayout w:type="fixed"/>
-              <w:tblLook w:firstColumn="1" w:firstRow="1" w:lastColumn="0" w:lastRow="0" w:noHBand="0" w:noVBand="1" w:val="04A0"/>
-              <w:tblBorders>
-                <w:top w:val="single" w:sz="6" w:space="0" w:color="000000"/>
-                <w:left w:val="single" w:sz="20" w:space="0" w:color="000000"/>
-                <w:bottom w:val="single" w:sz="6" w:space="0" w:color="000000"/>
-                <w:right w:val="single" w:sz="6" w:space="0" w:color="000000"/>
-              </w:tblBorders>
-            </w:tblPr>
-            <w:tblGrid>
-              <w:gridCol w:w="3685"/>
-            </w:tblGrid>
-            <w:tr>
-              <w:tc>
-                <w:tcPr>
-                  <w:tcW w:type="dxa" w:w="3685"/>
-                  <w:shd w:val="clear" w:color="auto" w:fill="F0F0F0"/>
-                  <w:tcMar>
-                    <w:top w:w="90" w:type="dxa"/>
-                    <w:start w:w="120" w:type="dxa"/>
-                    <w:bottom w:w="90" w:type="dxa"/>
-                    <w:end w:w="120" w:type="dxa"/>
-                  </w:tcMar>
-                </w:tcPr>
-                <w:p>
-                  <w:pPr>
-                    <w:pStyle w:val="BoxHead"/>
-                    <w:spacing w:before="0" w:after="60"/>
-                  </w:pPr>
-                  <w:r>
-                    <w:t>Why everything is angled</w:t>
-                  </w:r>
-                </w:p>
-                <w:p>
-                  <w:pPr>
-                    <w:pStyle w:val="BoxBody"/>
-                    <w:spacing w:before="20" w:after="40"/>
-                    <w:ind w:start="181" w:hanging="181"/>
-                  </w:pPr>
-                  <w:r>
-                    <w:rPr>
-                      <w:rFonts w:ascii="Calibri" w:hAnsi="Calibri"/>
-                      <w:b/>
-                    </w:rPr>
-                    <w:t xml:space="preserve">▪  </w:t>
-                  </w:r>
-                  <w:r>
-                    <w:t xml:space="preserve">The operative field is a </w:t>
-                  </w:r>
-                  <w:r>
-                    <w:rPr>
-                      <w:b/>
-                    </w:rPr>
-                    <w:t>deep narrow tube</w:t>
-                  </w:r>
-                  <w:r>
-                    <w:t xml:space="preserve"> entered from below.</w:t>
-                  </w:r>
-                </w:p>
-                <w:p>
-                  <w:pPr>
-                    <w:pStyle w:val="BoxBody"/>
-                    <w:spacing w:before="20" w:after="40"/>
-                    <w:ind w:start="181" w:hanging="181"/>
-                  </w:pPr>
-                  <w:r>
-                    <w:rPr>
-                      <w:rFonts w:ascii="Calibri" w:hAnsi="Calibri"/>
-                      <w:b/>
-                    </w:rPr>
-                    <w:t xml:space="preserve">▪  </w:t>
-                  </w:r>
-                  <w:r>
-                    <w:t xml:space="preserve">Straight instruments cannot reach the pedicles at the correct angle, so </w:t>
-                  </w:r>
-                  <w:r>
-                    <w:rPr>
-                      <w:b/>
-                    </w:rPr>
-                    <w:t>Heaney clamps and Heaney angled needle holders</w:t>
-                  </w:r>
-                  <w:r>
-                    <w:t xml:space="preserve"> are used.</w:t>
-                  </w:r>
-                </w:p>
-                <w:p>
-                  <w:pPr>
-                    <w:pStyle w:val="BoxBody"/>
-                    <w:spacing w:before="20" w:after="40"/>
-                    <w:ind w:start="181" w:hanging="181"/>
-                  </w:pPr>
-                  <w:r>
-                    <w:rPr>
-                      <w:rFonts w:ascii="Calibri" w:hAnsi="Calibri"/>
-                      <w:b/>
-                    </w:rPr>
-                    <w:t xml:space="preserve">▪  </w:t>
-                  </w:r>
-                  <w:r>
-                    <w:t xml:space="preserve">The </w:t>
-                  </w:r>
-                  <w:r>
-                    <w:rPr>
-                      <w:b/>
-                    </w:rPr>
-                    <w:t>Auvard weighted speculum</w:t>
-                  </w:r>
-                  <w:r>
-                    <w:t xml:space="preserve"> replaces an assistant's retractor.</w:t>
-                  </w:r>
-                </w:p>
-              </w:tc>
-            </w:tr>
-          </w:tbl>
-          <w:p/>
         </w:tc>
       </w:tr>
     </w:tbl>
+    <w:tbl>
+      <w:tblPr>
+        <w:tblW w:type="auto" w:w="0"/>
+        <w:jc w:val="center"/>
+        <w:tblLayout w:type="fixed"/>
+        <w:tblLook w:firstColumn="1" w:firstRow="1" w:lastColumn="0" w:lastRow="0" w:noHBand="0" w:noVBand="1" w:val="04A0"/>
+        <w:tblBorders>
+          <w:top w:val="single" w:sz="6" w:space="0" w:color="000000"/>
+          <w:left w:val="single" w:sz="24" w:space="0" w:color="000000"/>
+          <w:bottom w:val="single" w:sz="6" w:space="0" w:color="000000"/>
+          <w:right w:val="single" w:sz="6" w:space="0" w:color="000000"/>
+        </w:tblBorders>
+      </w:tblPr>
+      <w:tblGrid>
+        <w:gridCol w:w="10800"/>
+      </w:tblGrid>
+      <w:tr>
+        <w:tc>
+          <w:tcPr>
+            <w:tcW w:type="dxa" w:w="10800"/>
+            <w:shd w:val="clear" w:color="auto" w:fill="E4E4E4"/>
+            <w:tcMar>
+              <w:top w:w="110" w:type="dxa"/>
+              <w:start w:w="150" w:type="dxa"/>
+              <w:bottom w:w="110" w:type="dxa"/>
+              <w:end w:w="150" w:type="dxa"/>
+            </w:tcMar>
+          </w:tcPr>
+          <w:p>
+            <w:pPr>
+              <w:pStyle w:val="BoxHead"/>
+              <w:spacing w:before="0" w:after="60"/>
+            </w:pPr>
+            <w:r>
+              <w:t>Why everything is angled</w:t>
+            </w:r>
+          </w:p>
+          <w:p>
+            <w:pPr>
+              <w:pStyle w:val="BoxBody"/>
+              <w:spacing w:before="20" w:after="40"/>
+              <w:ind w:start="204" w:hanging="204"/>
+            </w:pPr>
+            <w:r>
+              <w:rPr>
+                <w:rFonts w:ascii="Calibri" w:hAnsi="Calibri"/>
+                <w:b/>
+              </w:rPr>
+              <w:t xml:space="preserve">▪  </w:t>
+            </w:r>
+            <w:r>
+              <w:t xml:space="preserve">The operative field is a </w:t>
+            </w:r>
+            <w:r>
+              <w:rPr>
+                <w:b/>
+              </w:rPr>
+              <w:t>deep narrow tube</w:t>
+            </w:r>
+            <w:r>
+              <w:t xml:space="preserve"> entered from below.</w:t>
+            </w:r>
+          </w:p>
+          <w:p>
+            <w:pPr>
+              <w:pStyle w:val="BoxBody"/>
+              <w:spacing w:before="20" w:after="40"/>
+              <w:ind w:start="204" w:hanging="204"/>
+            </w:pPr>
+            <w:r>
+              <w:rPr>
+                <w:rFonts w:ascii="Calibri" w:hAnsi="Calibri"/>
+                <w:b/>
+              </w:rPr>
+              <w:t xml:space="preserve">▪  </w:t>
+            </w:r>
+            <w:r>
+              <w:t xml:space="preserve">Straight instruments cannot reach the pedicles at the correct angle, so </w:t>
+            </w:r>
+            <w:r>
+              <w:rPr>
+                <w:b/>
+              </w:rPr>
+              <w:t>Heaney clamps and Heaney angled needle holders</w:t>
+            </w:r>
+            <w:r>
+              <w:t xml:space="preserve"> are used.</w:t>
+            </w:r>
+          </w:p>
+          <w:p>
+            <w:pPr>
+              <w:pStyle w:val="BoxBody"/>
+              <w:spacing w:before="20" w:after="40"/>
+              <w:ind w:start="204" w:hanging="204"/>
+            </w:pPr>
+            <w:r>
+              <w:rPr>
+                <w:rFonts w:ascii="Calibri" w:hAnsi="Calibri"/>
+                <w:b/>
+              </w:rPr>
+              <w:t xml:space="preserve">▪  </w:t>
+            </w:r>
+            <w:r>
+              <w:t xml:space="preserve">The </w:t>
+            </w:r>
+            <w:r>
+              <w:rPr>
+                <w:b/>
+              </w:rPr>
+              <w:t>Auvard weighted speculum</w:t>
+            </w:r>
+            <w:r>
+              <w:t xml:space="preserve"> replaces an assistant's retractor.</w:t>
+            </w:r>
+          </w:p>
+        </w:tc>
+      </w:tr>
+    </w:tbl>
+    <w:p>
+      <w:pPr>
+        <w:spacing w:before="0" w:after="140" w:line="240" w:lineRule="auto"/>
+      </w:pPr>
+    </w:p>
     <w:p>
       <w:pPr>
         <w:pStyle w:val="Heading3"/>

--- a/surgical-instrument-trays/notes_by_part/02_Gynaecologic_and_Obstetric_Trays.docx
+++ b/surgical-instrument-trays/notes_by_part/02_Gynaecologic_and_Obstetric_Trays.docx
@@ -2095,7 +2095,7 @@
               <w:jc w:val="left"/>
             </w:pPr>
             <w:r>
-              <w:t>Notes / rationale</w:t>
+              <w:t>Key feature / rationale</w:t>
             </w:r>
           </w:p>
         </w:tc>
@@ -2718,6 +2718,9 @@
               <w:pStyle w:val="TabCellSm"/>
               <w:jc w:val="left"/>
             </w:pPr>
+            <w:r>
+              <w:t>light-grip cervical forceps, less traumatic than a tenaculum</w:t>
+            </w:r>
           </w:p>
         </w:tc>
       </w:tr>
@@ -3932,6 +3935,9 @@
               <w:pStyle w:val="TabCellSm"/>
               <w:jc w:val="left"/>
             </w:pPr>
+            <w:r>
+              <w:t>dilatation is painful; anaesthesia also relaxes the cervix</w:t>
+            </w:r>
           </w:p>
         </w:tc>
       </w:tr>
@@ -4282,9 +4288,14 @@
       </w:r>
     </w:p>
     <w:p>
-      <w:r>
-        <w:br w:type="page"/>
-      </w:r>
+      <w:pPr>
+        <w:spacing w:before="300" w:after="60" w:line="240" w:lineRule="auto"/>
+        <w:keepLines/>
+        <w:keepNext/>
+        <w:pBdr>
+          <w:bottom w:val="single" w:sz="18" w:space="1" w:color="000000"/>
+        </w:pBdr>
+      </w:pPr>
     </w:p>
     <w:p>
       <w:bookmarkStart w:id="1030" w:name="tray_2_2"/>
@@ -4766,7 +4777,7 @@
               <w:jc w:val="left"/>
             </w:pPr>
             <w:r>
-              <w:t>Notes / rationale</w:t>
+              <w:t>Key feature / rationale</w:t>
             </w:r>
           </w:p>
         </w:tc>
@@ -5040,6 +5051,9 @@
               <w:pStyle w:val="TabCellSm"/>
               <w:jc w:val="left"/>
             </w:pPr>
+            <w:r>
+              <w:t>non-conductive, so diathermy current cannot burn the vaginal wall</w:t>
+            </w:r>
           </w:p>
         </w:tc>
       </w:tr>
@@ -5250,6 +5264,9 @@
               <w:pStyle w:val="TabCellSm"/>
               <w:jc w:val="left"/>
             </w:pPr>
+            <w:r>
+              <w:t>apply acetic acid and iodine and dry the cervix for inspection</w:t>
+            </w:r>
           </w:p>
         </w:tc>
       </w:tr>
@@ -5562,6 +5579,9 @@
               <w:pStyle w:val="TabCellSm"/>
               <w:jc w:val="left"/>
             </w:pPr>
+            <w:r>
+              <w:t>blend cuts the cone; coagulation controls the vascular crater</w:t>
+            </w:r>
           </w:p>
         </w:tc>
       </w:tr>
@@ -6075,6 +6095,9 @@
               <w:pStyle w:val="TabCellSm"/>
               <w:jc w:val="left"/>
             </w:pPr>
+            <w:r>
+              <w:t>chemical haemostasis of a small persistent bleeding point</w:t>
+            </w:r>
           </w:p>
         </w:tc>
       </w:tr>
@@ -6964,9 +6987,14 @@
       </w:r>
     </w:p>
     <w:p>
-      <w:r>
-        <w:br w:type="page"/>
-      </w:r>
+      <w:pPr>
+        <w:spacing w:before="300" w:after="60" w:line="240" w:lineRule="auto"/>
+        <w:keepLines/>
+        <w:keepNext/>
+        <w:pBdr>
+          <w:bottom w:val="single" w:sz="18" w:space="1" w:color="000000"/>
+        </w:pBdr>
+      </w:pPr>
     </w:p>
     <w:p>
       <w:bookmarkStart w:id="1031" w:name="tray_2_3"/>
@@ -7531,7 +7559,7 @@
               <w:jc w:val="left"/>
             </w:pPr>
             <w:r>
-              <w:t>Notes / rationale</w:t>
+              <w:t>Key feature / rationale</w:t>
             </w:r>
           </w:p>
         </w:tc>
@@ -7987,6 +8015,9 @@
               <w:pStyle w:val="TabCellSm"/>
               <w:jc w:val="left"/>
             </w:pPr>
+            <w:r>
+              <w:t>contents confirmed before starting; running out mid-case collapses the pneumoperitoneum</w:t>
+            </w:r>
           </w:p>
         </w:tc>
       </w:tr>
@@ -8361,6 +8392,9 @@
               <w:pStyle w:val="TabCellSm"/>
               <w:jc w:val="left"/>
             </w:pPr>
+            <w:r>
+              <w:t>cold light; a damaged cable loses fibres and dims the image</w:t>
+            </w:r>
           </w:p>
         </w:tc>
       </w:tr>
@@ -8429,6 +8463,9 @@
               <w:pStyle w:val="TabCellSm"/>
               <w:jc w:val="left"/>
             </w:pPr>
+            <w:r>
+              <w:t>white-balanced and focused before insertion</w:t>
+            </w:r>
           </w:p>
         </w:tc>
       </w:tr>
@@ -8565,6 +8602,9 @@
               <w:pStyle w:val="TabCellSm"/>
               <w:jc w:val="left"/>
             </w:pPr>
+            <w:r>
+              <w:t>keeps the non-sterile camera and light cable out of the field</w:t>
+            </w:r>
           </w:p>
         </w:tc>
       </w:tr>
@@ -8939,6 +8979,9 @@
               <w:pStyle w:val="TabCellSm"/>
               <w:jc w:val="left"/>
             </w:pPr>
+            <w:r>
+              <w:t>hook pattern for a controlled pull-cut, straight for general division</w:t>
+            </w:r>
           </w:p>
         </w:tc>
       </w:tr>
@@ -9282,6 +9325,9 @@
               <w:pStyle w:val="TabCellSm"/>
               <w:jc w:val="left"/>
             </w:pPr>
+            <w:r>
+              <w:t>secures a pedicle without intracorporeal knot tying</w:t>
+            </w:r>
           </w:p>
         </w:tc>
       </w:tr>
@@ -9350,6 +9396,9 @@
               <w:pStyle w:val="TabCellSm"/>
               <w:jc w:val="left"/>
             </w:pPr>
+            <w:r>
+              <w:t>rapid vessel and duct control through a 5 mm port</w:t>
+            </w:r>
           </w:p>
         </w:tc>
       </w:tr>
@@ -9415,6 +9464,9 @@
               <w:pStyle w:val="TabCellSm"/>
               <w:jc w:val="left"/>
             </w:pPr>
+            <w:r>
+              <w:t>prevents port-site seeding and spillage of cyst contents</w:t>
+            </w:r>
           </w:p>
         </w:tc>
       </w:tr>
@@ -10005,6 +10057,9 @@
               <w:pStyle w:val="TabCellSm"/>
               <w:jc w:val="left"/>
             </w:pPr>
+            <w:r>
+              <w:t>contains tissue fragments; reduces the risk of disseminating an unsuspected malignancy</w:t>
+            </w:r>
           </w:p>
         </w:tc>
       </w:tr>
@@ -10178,6 +10233,9 @@
               <w:pStyle w:val="TabCellSm"/>
               <w:jc w:val="left"/>
             </w:pPr>
+            <w:r>
+              <w:t>for immediate control if a major vessel is injured at entry</w:t>
+            </w:r>
           </w:p>
         </w:tc>
       </w:tr>
@@ -10243,6 +10301,9 @@
               <w:pStyle w:val="TabCellSm"/>
               <w:jc w:val="left"/>
             </w:pPr>
+            <w:r>
+              <w:t>entry injury to a great vessel causes sudden heavy loss</w:t>
+            </w:r>
           </w:p>
         </w:tc>
       </w:tr>
@@ -10732,9 +10793,14 @@
       </w:r>
     </w:p>
     <w:p>
-      <w:r>
-        <w:br w:type="page"/>
-      </w:r>
+      <w:pPr>
+        <w:spacing w:before="300" w:after="60" w:line="240" w:lineRule="auto"/>
+        <w:keepLines/>
+        <w:keepNext/>
+        <w:pBdr>
+          <w:bottom w:val="single" w:sz="18" w:space="1" w:color="000000"/>
+        </w:pBdr>
+      </w:pPr>
     </w:p>
     <w:p>
       <w:bookmarkStart w:id="1032" w:name="tray_2_4"/>
@@ -11229,7 +11295,7 @@
               <w:jc w:val="left"/>
             </w:pPr>
             <w:r>
-              <w:t>Notes / rationale</w:t>
+              <w:t>Key feature / rationale</w:t>
             </w:r>
           </w:p>
         </w:tc>
@@ -12467,6 +12533,9 @@
               <w:pStyle w:val="TabCellSm"/>
               <w:jc w:val="left"/>
             </w:pPr>
+            <w:r>
+              <w:t>narrow deep blade exposing the pelvic side wall</w:t>
+            </w:r>
           </w:p>
         </w:tc>
       </w:tr>
@@ -12850,6 +12919,9 @@
               <w:pStyle w:val="TabCellSm"/>
               <w:jc w:val="left"/>
             </w:pPr>
+            <w:r>
+              <w:t>reaches the vaginal vault from an abdominal incision</w:t>
+            </w:r>
           </w:p>
         </w:tc>
       </w:tr>
@@ -13125,6 +13197,9 @@
               <w:pStyle w:val="TabCellSm"/>
               <w:jc w:val="left"/>
             </w:pPr>
+            <w:r>
+              <w:t>rapid alternative to ties on the infundibulopelvic pedicle</w:t>
+            </w:r>
           </w:p>
         </w:tc>
       </w:tr>
@@ -13190,6 +13265,9 @@
               <w:pStyle w:val="TabCellSm"/>
               <w:jc w:val="left"/>
             </w:pPr>
+            <w:r>
+              <w:t>division and haemostasis deep in the pelvis</w:t>
+            </w:r>
           </w:p>
         </w:tc>
       </w:tr>
@@ -13400,6 +13478,9 @@
               <w:pStyle w:val="TabCellSm"/>
               <w:jc w:val="left"/>
             </w:pPr>
+            <w:r>
+              <w:t>drain for the pelvic dead space; uterus labelled and orientated</w:t>
+            </w:r>
           </w:p>
         </w:tc>
       </w:tr>
@@ -13812,9 +13893,14 @@
       </w:r>
     </w:p>
     <w:p>
-      <w:r>
-        <w:br w:type="page"/>
-      </w:r>
+      <w:pPr>
+        <w:spacing w:before="300" w:after="60" w:line="240" w:lineRule="auto"/>
+        <w:keepLines/>
+        <w:keepNext/>
+        <w:pBdr>
+          <w:bottom w:val="single" w:sz="18" w:space="1" w:color="000000"/>
+        </w:pBdr>
+      </w:pPr>
     </w:p>
     <w:p>
       <w:bookmarkStart w:id="1033" w:name="tray_2_5"/>
@@ -14311,7 +14397,7 @@
               <w:jc w:val="left"/>
             </w:pPr>
             <w:r>
-              <w:t>Notes / rationale</w:t>
+              <w:t>Key feature / rationale</w:t>
             </w:r>
           </w:p>
         </w:tc>
@@ -15561,6 +15647,9 @@
               <w:pStyle w:val="TabCellSm"/>
               <w:jc w:val="left"/>
             </w:pPr>
+            <w:r>
+              <w:t>heavy pattern to drive a large round-bodied needle through myometrium</w:t>
+            </w:r>
           </w:p>
         </w:tc>
       </w:tr>
@@ -16222,6 +16311,9 @@
               <w:pStyle w:val="TabCellSm"/>
               <w:jc w:val="left"/>
             </w:pPr>
+            <w:r>
+              <w:t>amniotic fluid volume greatly exceeds that of any other operation</w:t>
+            </w:r>
           </w:p>
         </w:tc>
       </w:tr>
@@ -16287,6 +16379,9 @@
               <w:pStyle w:val="TabCellSm"/>
               <w:jc w:val="left"/>
             </w:pPr>
+            <w:r>
+              <w:t>radio-opaque; counted before uterine closure</w:t>
+            </w:r>
           </w:p>
         </w:tc>
       </w:tr>
@@ -16494,6 +16589,9 @@
               <w:pStyle w:val="TabCellSm"/>
               <w:jc w:val="left"/>
             </w:pPr>
+            <w:r>
+              <w:t>cosmetic closure of a Pfannenstiel incision</w:t>
+            </w:r>
           </w:p>
         </w:tc>
       </w:tr>
@@ -16980,9 +17078,14 @@
       </w:r>
     </w:p>
     <w:p>
-      <w:r>
-        <w:br w:type="page"/>
-      </w:r>
+      <w:pPr>
+        <w:spacing w:before="300" w:after="60" w:line="240" w:lineRule="auto"/>
+        <w:keepLines/>
+        <w:keepNext/>
+        <w:pBdr>
+          <w:bottom w:val="single" w:sz="18" w:space="1" w:color="000000"/>
+        </w:pBdr>
+      </w:pPr>
     </w:p>
     <w:p>
       <w:bookmarkStart w:id="1034" w:name="tray_2_6"/>
@@ -17514,7 +17617,7 @@
               <w:jc w:val="left"/>
             </w:pPr>
             <w:r>
-              <w:t>Notes / rationale</w:t>
+              <w:t>Key feature / rationale</w:t>
             </w:r>
           </w:p>
         </w:tc>
@@ -18319,6 +18422,9 @@
               <w:pStyle w:val="TabCellSm"/>
               <w:jc w:val="left"/>
             </w:pPr>
+            <w:r>
+              <w:t>initial grip on the cervix before the vulsellum takes over</w:t>
+            </w:r>
           </w:p>
         </w:tc>
       </w:tr>
@@ -18461,6 +18567,9 @@
               <w:pStyle w:val="TabCellSm"/>
               <w:jc w:val="left"/>
             </w:pPr>
+            <w:r>
+              <w:t>long curve reaching the cardinal ligament from below</w:t>
+            </w:r>
           </w:p>
         </w:tc>
       </w:tr>
@@ -18980,6 +19089,9 @@
               <w:pStyle w:val="TabCellSm"/>
               <w:jc w:val="left"/>
             </w:pPr>
+            <w:r>
+              <w:t>complements the angled Heaney holder for vault sutures</w:t>
+            </w:r>
           </w:p>
         </w:tc>
       </w:tr>
@@ -19255,6 +19367,9 @@
               <w:pStyle w:val="TabCellSm"/>
               <w:jc w:val="left"/>
             </w:pPr>
+            <w:r>
+              <w:t>haemostasis at the top of a deep narrow vaginal field</w:t>
+            </w:r>
           </w:p>
         </w:tc>
       </w:tr>
@@ -19728,6 +19843,9 @@
               <w:pStyle w:val="TabCellSm"/>
               <w:jc w:val="left"/>
             </w:pPr>
+            <w:r>
+              <w:t>clears blood from a tube-like field without obscuring the view</w:t>
+            </w:r>
           </w:p>
         </w:tc>
       </w:tr>

--- a/surgical-instrument-trays/notes_by_part/02_Gynaecologic_and_Obstetric_Trays.docx
+++ b/surgical-instrument-trays/notes_by_part/02_Gynaecologic_and_Obstetric_Trays.docx
@@ -153,11 +153,11 @@
       </w:r>
     </w:p>
     <w:p>
-      <w:bookmarkStart w:id="1026" w:name="toc"/>
       <w:pPr>
         <w:pStyle w:val="TOCHead"/>
         <w:spacing w:before="80" w:after="40"/>
       </w:pPr>
+      <w:bookmarkStart w:id="1026" w:name="toc"/>
       <w:r>
         <w:t>Table of Contents</w:t>
       </w:r>
@@ -184,7 +184,7 @@
           <w:color w:val="444444"/>
           <w:sz w:val="17"/>
         </w:rPr>
-        <w:t>Page numbers are live fields. To fill them in: press Ctrl+A then F9 (Windows) or Cmd+A then Fn+F9 (Mac). Word will also offer to update them when the file opens.</w:t>
+        <w:t>The page numbers are live fields, shown as “—” until they are filled in.  **To update them: press Ctrl+A then F9** (on a Mac, Cmd+A then Fn+F9) — or right-click any number and choose “Update Field”. Word normally offers to do this when the file opens. Once updated, each number is also a link: Ctrl+click it to jump to that tray.</w:t>
       </w:r>
     </w:p>
     <w:tbl>
@@ -740,11 +740,11 @@
       </w:r>
     </w:p>
     <w:p>
-      <w:bookmarkStart w:id="1027" w:name="how_to_read"/>
       <w:pPr>
         <w:pStyle w:val="TOCHead"/>
         <w:spacing w:before="80" w:after="40"/>
       </w:pPr>
+      <w:bookmarkStart w:id="1027" w:name="how_to_read"/>
       <w:r>
         <w:t>How to Read These Notes</w:t>
       </w:r>
@@ -1492,12 +1492,12 @@
             </w:r>
           </w:p>
           <w:p>
-            <w:bookmarkStart w:id="1028" w:name="part_II"/>
             <w:pPr>
               <w:pStyle w:val="Heading1"/>
               <w:jc w:val="left"/>
               <w:spacing w:before="0" w:after="0"/>
             </w:pPr>
+            <w:bookmarkStart w:id="1028" w:name="part_II"/>
             <w:r>
               <w:rPr>
                 <w:rFonts w:ascii="Calibri" w:hAnsi="Calibri"/>
@@ -1568,7 +1568,6 @@
       </w:r>
     </w:p>
     <w:p>
-      <w:bookmarkStart w:id="1029" w:name="tray_2_1"/>
       <w:pPr>
         <w:pStyle w:val="Heading2"/>
         <w:spacing w:before="320" w:after="40"/>
@@ -1578,6 +1577,7 @@
           <w:bottom w:val="single" w:sz="12" w:space="3" w:color="000000"/>
         </w:pBdr>
       </w:pPr>
+      <w:bookmarkStart w:id="1029" w:name="tray_2_1"/>
       <w:r>
         <w:rPr>
           <w:rFonts w:ascii="Calibri" w:hAnsi="Calibri"/>
@@ -4298,7 +4298,6 @@
       </w:pPr>
     </w:p>
     <w:p>
-      <w:bookmarkStart w:id="1030" w:name="tray_2_2"/>
       <w:pPr>
         <w:pStyle w:val="Heading2"/>
         <w:spacing w:before="320" w:after="40"/>
@@ -4308,6 +4307,7 @@
           <w:bottom w:val="single" w:sz="12" w:space="3" w:color="000000"/>
         </w:pBdr>
       </w:pPr>
+      <w:bookmarkStart w:id="1030" w:name="tray_2_2"/>
       <w:r>
         <w:rPr>
           <w:rFonts w:ascii="Calibri" w:hAnsi="Calibri"/>
@@ -6997,7 +6997,6 @@
       </w:pPr>
     </w:p>
     <w:p>
-      <w:bookmarkStart w:id="1031" w:name="tray_2_3"/>
       <w:pPr>
         <w:pStyle w:val="Heading2"/>
         <w:spacing w:before="320" w:after="40"/>
@@ -7007,6 +7006,7 @@
           <w:bottom w:val="single" w:sz="12" w:space="3" w:color="000000"/>
         </w:pBdr>
       </w:pPr>
+      <w:bookmarkStart w:id="1031" w:name="tray_2_3"/>
       <w:r>
         <w:rPr>
           <w:rFonts w:ascii="Calibri" w:hAnsi="Calibri"/>
@@ -10803,7 +10803,6 @@
       </w:pPr>
     </w:p>
     <w:p>
-      <w:bookmarkStart w:id="1032" w:name="tray_2_4"/>
       <w:pPr>
         <w:pStyle w:val="Heading2"/>
         <w:spacing w:before="320" w:after="40"/>
@@ -10813,6 +10812,7 @@
           <w:bottom w:val="single" w:sz="12" w:space="3" w:color="000000"/>
         </w:pBdr>
       </w:pPr>
+      <w:bookmarkStart w:id="1032" w:name="tray_2_4"/>
       <w:r>
         <w:rPr>
           <w:rFonts w:ascii="Calibri" w:hAnsi="Calibri"/>
@@ -13903,7 +13903,6 @@
       </w:pPr>
     </w:p>
     <w:p>
-      <w:bookmarkStart w:id="1033" w:name="tray_2_5"/>
       <w:pPr>
         <w:pStyle w:val="Heading2"/>
         <w:spacing w:before="320" w:after="40"/>
@@ -13913,6 +13912,7 @@
           <w:bottom w:val="single" w:sz="12" w:space="3" w:color="000000"/>
         </w:pBdr>
       </w:pPr>
+      <w:bookmarkStart w:id="1033" w:name="tray_2_5"/>
       <w:r>
         <w:rPr>
           <w:rFonts w:ascii="Calibri" w:hAnsi="Calibri"/>
@@ -17088,7 +17088,6 @@
       </w:pPr>
     </w:p>
     <w:p>
-      <w:bookmarkStart w:id="1034" w:name="tray_2_6"/>
       <w:pPr>
         <w:pStyle w:val="Heading2"/>
         <w:spacing w:before="320" w:after="40"/>
@@ -17098,6 +17097,7 @@
           <w:bottom w:val="single" w:sz="12" w:space="3" w:color="000000"/>
         </w:pBdr>
       </w:pPr>
+      <w:bookmarkStart w:id="1034" w:name="tray_2_6"/>
       <w:r>
         <w:rPr>
           <w:rFonts w:ascii="Calibri" w:hAnsi="Calibri"/>

--- a/surgical-instrument-trays/notes_by_part/02_Gynaecologic_and_Obstetric_Trays.docx
+++ b/surgical-instrument-trays/notes_by_part/02_Gynaecologic_and_Obstetric_Trays.docx
@@ -1208,7 +1208,7 @@
               <w:rPr>
                 <w:sz w:val="19"/>
               </w:rPr>
-              <w:t>The specific facts most often awarded marks — learn these last, as revision.</w:t>
+              <w:t>The single most useful section for an MCQ paper: the specific, testable facts — named instruments, numbers, temperatures, sizes and the distinctions between similar items. Revise from these.</w:t>
             </w:r>
           </w:p>
         </w:tc>
@@ -1256,55 +1256,7 @@
               <w:rPr>
                 <w:sz w:val="19"/>
               </w:rPr>
-              <w:t>Errors that lose marks, marked with ✗.</w:t>
-            </w:r>
-          </w:p>
-        </w:tc>
-      </w:tr>
-      <w:tr>
-        <w:tc>
-          <w:tcPr>
-            <w:tcW w:type="dxa" w:w="2835"/>
-            <w:vAlign w:val="top"/>
-            <w:tcMar>
-              <w:top w:w="70" w:type="dxa"/>
-              <w:start w:w="0" w:type="dxa"/>
-              <w:bottom w:w="70" w:type="dxa"/>
-              <w:end w:w="110" w:type="dxa"/>
-            </w:tcMar>
-          </w:tcPr>
-          <w:p>
-            <w:pPr>
-              <w:pStyle w:val="TabHead"/>
-            </w:pPr>
-            <w:r>
-              <w:rPr>
-                <w:sz w:val="19"/>
-              </w:rPr>
-              <w:t>Likely examination questions</w:t>
-            </w:r>
-          </w:p>
-        </w:tc>
-        <w:tc>
-          <w:tcPr>
-            <w:tcW w:type="dxa" w:w="7965"/>
-            <w:vAlign w:val="top"/>
-            <w:tcMar>
-              <w:top w:w="70" w:type="dxa"/>
-              <w:start w:w="0" w:type="dxa"/>
-              <w:bottom w:w="70" w:type="dxa"/>
-              <w:end w:w="110" w:type="dxa"/>
-            </w:tcMar>
-          </w:tcPr>
-          <w:p>
-            <w:pPr>
-              <w:pStyle w:val="TabCell"/>
-            </w:pPr>
-            <w:r>
-              <w:rPr>
-                <w:sz w:val="19"/>
-              </w:rPr>
-              <w:t>Questions with model answers written at the length an examiner expects.</w:t>
+              <w:t>Errors that lose marks, marked with ✗ — most of them are the distractors an MCQ will offer you.</w:t>
             </w:r>
           </w:p>
         </w:tc>
@@ -4195,100 +4147,6 @@
     </w:p>
     <w:p>
       <w:pPr>
-        <w:pStyle w:val="Heading4"/>
-        <w:keepLines/>
-        <w:keepNext/>
-      </w:pPr>
-      <w:r>
-        <w:rPr>
-          <w:rFonts w:ascii="Calibri" w:hAnsi="Calibri"/>
-          <w:b/>
-        </w:rPr>
-        <w:t>Likely examination questions</w:t>
-      </w:r>
-    </w:p>
-    <w:p>
-      <w:pPr>
-        <w:spacing w:before="80" w:after="20"/>
-        <w:ind w:start="311" w:hanging="311"/>
-        <w:keepLines/>
-        <w:keepNext/>
-      </w:pPr>
-      <w:r>
-        <w:rPr>
-          <w:rFonts w:ascii="Calibri" w:hAnsi="Calibri"/>
-          <w:b/>
-          <w:sz w:val="19"/>
-        </w:rPr>
-        <w:t xml:space="preserve">Q1.  </w:t>
-      </w:r>
-      <w:r>
-        <w:rPr>
-          <w:b/>
-          <w:sz w:val="19"/>
-        </w:rPr>
-        <w:t>List the instruments in a D&amp;C tray and the order in which they are used.</w:t>
-      </w:r>
-    </w:p>
-    <w:p>
-      <w:pPr>
-        <w:pStyle w:val="QBank"/>
-        <w:spacing w:before="0" w:after="100"/>
-        <w:ind w:start="595" w:hanging="283"/>
-      </w:pPr>
-      <w:r>
-        <w:rPr>
-          <w:rFonts w:ascii="Calibri" w:hAnsi="Calibri"/>
-          <w:b/>
-        </w:rPr>
-        <w:t xml:space="preserve">A.  </w:t>
-      </w:r>
-      <w:r>
-        <w:t>Graves bivalve speculum, Sims speculum and Auvard weighted speculum for exposure with sponge holders; vulsellum and single-tooth uterine tenaculum to steady the cervix; a graduated uterine sound; a set of Hegar dilators 5–20 mm; sharp and blunt uterine curettes, ovum forceps and a suction curette; plus kidney dish, counted swabs, labelled formalin containers and a catheter. Order of use: expose → clean → grasp cervix → sound → dilate → curette → specimens.</w:t>
-      </w:r>
-    </w:p>
-    <w:p>
-      <w:pPr>
-        <w:spacing w:before="80" w:after="20"/>
-        <w:ind w:start="311" w:hanging="311"/>
-        <w:keepLines/>
-        <w:keepNext/>
-      </w:pPr>
-      <w:r>
-        <w:rPr>
-          <w:rFonts w:ascii="Calibri" w:hAnsi="Calibri"/>
-          <w:b/>
-          <w:sz w:val="19"/>
-        </w:rPr>
-        <w:t xml:space="preserve">Q2.  </w:t>
-      </w:r>
-      <w:r>
-        <w:rPr>
-          <w:b/>
-          <w:sz w:val="19"/>
-        </w:rPr>
-        <w:t>What is the commonest complication of D&amp;C and how is it avoided?</w:t>
-      </w:r>
-    </w:p>
-    <w:p>
-      <w:pPr>
-        <w:pStyle w:val="QBank"/>
-        <w:spacing w:before="0" w:after="100"/>
-        <w:ind w:start="595" w:hanging="283"/>
-      </w:pPr>
-      <w:r>
-        <w:rPr>
-          <w:rFonts w:ascii="Calibri" w:hAnsi="Calibri"/>
-          <w:b/>
-        </w:rPr>
-        <w:t xml:space="preserve">A.  </w:t>
-      </w:r>
-      <w:r>
-        <w:t>Uterine perforation. It is avoided by bimanual examination to establish uterine size and version, sounding the cavity before dilatation, dilating gradually in ascending order without force, and using a blunt curette or suction evacuation in the soft pregnant uterus.</w:t>
-      </w:r>
-    </w:p>
-    <w:p>
-      <w:pPr>
         <w:spacing w:before="300" w:after="60" w:line="240" w:lineRule="auto"/>
         <w:keepLines/>
         <w:keepNext/>
@@ -6891,100 +6749,6 @@
       <w:pPr>
         <w:spacing w:before="0" w:after="140" w:line="240" w:lineRule="auto"/>
       </w:pPr>
-    </w:p>
-    <w:p>
-      <w:pPr>
-        <w:pStyle w:val="Heading4"/>
-        <w:keepLines/>
-        <w:keepNext/>
-      </w:pPr>
-      <w:r>
-        <w:rPr>
-          <w:rFonts w:ascii="Calibri" w:hAnsi="Calibri"/>
-          <w:b/>
-        </w:rPr>
-        <w:t>Likely examination questions</w:t>
-      </w:r>
-    </w:p>
-    <w:p>
-      <w:pPr>
-        <w:spacing w:before="80" w:after="20"/>
-        <w:ind w:start="311" w:hanging="311"/>
-        <w:keepLines/>
-        <w:keepNext/>
-      </w:pPr>
-      <w:r>
-        <w:rPr>
-          <w:rFonts w:ascii="Calibri" w:hAnsi="Calibri"/>
-          <w:b/>
-          <w:sz w:val="19"/>
-        </w:rPr>
-        <w:t xml:space="preserve">Q1.  </w:t>
-      </w:r>
-      <w:r>
-        <w:rPr>
-          <w:b/>
-          <w:sz w:val="19"/>
-        </w:rPr>
-        <w:t>What does a cervical cone tray contain beyond a D&amp;C tray?</w:t>
-      </w:r>
-    </w:p>
-    <w:p>
-      <w:pPr>
-        <w:pStyle w:val="QBank"/>
-        <w:spacing w:before="0" w:after="100"/>
-        <w:ind w:start="595" w:hanging="283"/>
-      </w:pPr>
-      <w:r>
-        <w:rPr>
-          <w:rFonts w:ascii="Calibri" w:hAnsi="Calibri"/>
-          <w:b/>
-        </w:rPr>
-        <w:t xml:space="preserve">A.  </w:t>
-      </w:r>
-      <w:r>
-        <w:t>An insulated vaginal speculum and lateral retractors, colposcope, acetic acid and Lugol's iodine with applicators; a No.11 blade for cold-knife conisation and/or a LLETZ loop electrode set with generator and ball electrode; tenaculum and stay sutures; haemostatic agents — Monsel's solution, silver nitrate, absorbable suture for Sturmdorf sutures and a vaginal pack; an endocervical curette; and specimen containers with a 12 o'clock orientation suture.</w:t>
-      </w:r>
-    </w:p>
-    <w:p>
-      <w:pPr>
-        <w:spacing w:before="80" w:after="20"/>
-        <w:ind w:start="311" w:hanging="311"/>
-        <w:keepLines/>
-        <w:keepNext/>
-      </w:pPr>
-      <w:r>
-        <w:rPr>
-          <w:rFonts w:ascii="Calibri" w:hAnsi="Calibri"/>
-          <w:b/>
-          <w:sz w:val="19"/>
-        </w:rPr>
-        <w:t xml:space="preserve">Q2.  </w:t>
-      </w:r>
-      <w:r>
-        <w:rPr>
-          <w:b/>
-          <w:sz w:val="19"/>
-        </w:rPr>
-        <w:t>Why is the cone specimen marked with a suture?</w:t>
-      </w:r>
-    </w:p>
-    <w:p>
-      <w:pPr>
-        <w:pStyle w:val="QBank"/>
-        <w:spacing w:before="0" w:after="100"/>
-        <w:ind w:start="595" w:hanging="283"/>
-      </w:pPr>
-      <w:r>
-        <w:rPr>
-          <w:rFonts w:ascii="Calibri" w:hAnsi="Calibri"/>
-          <w:b/>
-        </w:rPr>
-        <w:t xml:space="preserve">A.  </w:t>
-      </w:r>
-      <w:r>
-        <w:t>To orientate it for the pathologist so that the exact position of any involved margin can be reported, which determines whether further excision is required.</w:t>
-      </w:r>
     </w:p>
     <w:p>
       <w:pPr>
@@ -10697,100 +10461,6 @@
       <w:pPr>
         <w:spacing w:before="0" w:after="140" w:line="240" w:lineRule="auto"/>
       </w:pPr>
-    </w:p>
-    <w:p>
-      <w:pPr>
-        <w:pStyle w:val="Heading4"/>
-        <w:keepLines/>
-        <w:keepNext/>
-      </w:pPr>
-      <w:r>
-        <w:rPr>
-          <w:rFonts w:ascii="Calibri" w:hAnsi="Calibri"/>
-          <w:b/>
-        </w:rPr>
-        <w:t>Likely examination questions</w:t>
-      </w:r>
-    </w:p>
-    <w:p>
-      <w:pPr>
-        <w:spacing w:before="80" w:after="20"/>
-        <w:ind w:start="311" w:hanging="311"/>
-        <w:keepLines/>
-        <w:keepNext/>
-      </w:pPr>
-      <w:r>
-        <w:rPr>
-          <w:rFonts w:ascii="Calibri" w:hAnsi="Calibri"/>
-          <w:b/>
-          <w:sz w:val="19"/>
-        </w:rPr>
-        <w:t xml:space="preserve">Q1.  </w:t>
-      </w:r>
-      <w:r>
-        <w:rPr>
-          <w:b/>
-          <w:sz w:val="19"/>
-        </w:rPr>
-        <w:t>Describe the contents of a gynaecological laparoscopy tray.</w:t>
-      </w:r>
-    </w:p>
-    <w:p>
-      <w:pPr>
-        <w:pStyle w:val="QBank"/>
-        <w:spacing w:before="0" w:after="100"/>
-        <w:ind w:start="595" w:hanging="283"/>
-      </w:pPr>
-      <w:r>
-        <w:rPr>
-          <w:rFonts w:ascii="Calibri" w:hAnsi="Calibri"/>
-          <w:b/>
-        </w:rPr>
-        <w:t xml:space="preserve">A.  </w:t>
-      </w:r>
-      <w:r>
-        <w:t>Access and insufflation — Veress needle, Hasson cannula, primary 10–12 mm and secondary 5 mm trocars, CO₂ insufflator with tubing and filter at 12–15 mmHg, No.11 blade; optics — 0° and 30° laparoscopes, light cable and source, camera, control unit, monitor, anti-fog; hand instruments — atraumatic and toothed graspers, Babcock, scissors, Maryland dissector, bipolar and monopolar devices, suction–irrigation, needle holders, knot pusher and Endoloops, clip applier, retrieval bag, fascial closure device; gynaecological items — uterine manipulator, chromopertubation cannula with dye, tubal occlusion applicator, vaginal speculum and colpotomiser; and a complete open tray for immediate conversion.</w:t>
-      </w:r>
-    </w:p>
-    <w:p>
-      <w:pPr>
-        <w:spacing w:before="80" w:after="20"/>
-        <w:ind w:start="311" w:hanging="311"/>
-        <w:keepLines/>
-        <w:keepNext/>
-      </w:pPr>
-      <w:r>
-        <w:rPr>
-          <w:rFonts w:ascii="Calibri" w:hAnsi="Calibri"/>
-          <w:b/>
-          <w:sz w:val="19"/>
-        </w:rPr>
-        <w:t xml:space="preserve">Q2.  </w:t>
-      </w:r>
-      <w:r>
-        <w:rPr>
-          <w:b/>
-          <w:sz w:val="19"/>
-        </w:rPr>
-        <w:t>Why must an open tray always accompany a laparoscopy set?</w:t>
-      </w:r>
-    </w:p>
-    <w:p>
-      <w:pPr>
-        <w:pStyle w:val="QBank"/>
-        <w:spacing w:before="0" w:after="100"/>
-        <w:ind w:start="595" w:hanging="283"/>
-      </w:pPr>
-      <w:r>
-        <w:rPr>
-          <w:rFonts w:ascii="Calibri" w:hAnsi="Calibri"/>
-          <w:b/>
-        </w:rPr>
-        <w:t xml:space="preserve">A.  </w:t>
-      </w:r>
-      <w:r>
-        <w:t>Because major vascular or visceral injury, uncontrollable bleeding or failure to progress may demand immediate laparotomy; delay in converting is a direct cause of mortality.</w:t>
-      </w:r>
     </w:p>
     <w:p>
       <w:pPr>
@@ -13797,100 +13467,6 @@
       <w:pPr>
         <w:spacing w:before="0" w:after="140" w:line="240" w:lineRule="auto"/>
       </w:pPr>
-    </w:p>
-    <w:p>
-      <w:pPr>
-        <w:pStyle w:val="Heading4"/>
-        <w:keepLines/>
-        <w:keepNext/>
-      </w:pPr>
-      <w:r>
-        <w:rPr>
-          <w:rFonts w:ascii="Calibri" w:hAnsi="Calibri"/>
-          <w:b/>
-        </w:rPr>
-        <w:t>Likely examination questions</w:t>
-      </w:r>
-    </w:p>
-    <w:p>
-      <w:pPr>
-        <w:spacing w:before="80" w:after="20"/>
-        <w:ind w:start="311" w:hanging="311"/>
-        <w:keepLines/>
-        <w:keepNext/>
-      </w:pPr>
-      <w:r>
-        <w:rPr>
-          <w:rFonts w:ascii="Calibri" w:hAnsi="Calibri"/>
-          <w:b/>
-          <w:sz w:val="19"/>
-        </w:rPr>
-        <w:t xml:space="preserve">Q1.  </w:t>
-      </w:r>
-      <w:r>
-        <w:rPr>
-          <w:b/>
-          <w:sz w:val="19"/>
-        </w:rPr>
-        <w:t>What additions to a major tray are required for abdominal hysterectomy?</w:t>
-      </w:r>
-    </w:p>
-    <w:p>
-      <w:pPr>
-        <w:pStyle w:val="QBank"/>
-        <w:spacing w:before="0" w:after="100"/>
-        <w:ind w:start="595" w:hanging="283"/>
-      </w:pPr>
-      <w:r>
-        <w:rPr>
-          <w:rFonts w:ascii="Calibri" w:hAnsi="Calibri"/>
-          <w:b/>
-        </w:rPr>
-        <w:t xml:space="preserve">A.  </w:t>
-      </w:r>
-      <w:r>
-        <w:t>Heavy angled pedicle clamps — Heaney, Zeppelin/Wertheim and Rogers — with right-angled Mixter forceps and long Rochester-Péan clamps; uterine vulsellum forceps and a myoma screw for traction; a Balfour or ring self-retaining retractor with bladder blade, deep Deaver and malleable retractors and laparotomy packs; angled Heaney needle holders and long needle holders with heavy absorbable suture, a ligature carrier and clips; plus vaginal preparation, urinary catheter, drain, specimen container and available ureteric stents.</w:t>
-      </w:r>
-    </w:p>
-    <w:p>
-      <w:pPr>
-        <w:spacing w:before="80" w:after="20"/>
-        <w:ind w:start="311" w:hanging="311"/>
-        <w:keepLines/>
-        <w:keepNext/>
-      </w:pPr>
-      <w:r>
-        <w:rPr>
-          <w:rFonts w:ascii="Calibri" w:hAnsi="Calibri"/>
-          <w:b/>
-          <w:sz w:val="19"/>
-        </w:rPr>
-        <w:t xml:space="preserve">Q2.  </w:t>
-      </w:r>
-      <w:r>
-        <w:rPr>
-          <w:b/>
-          <w:sz w:val="19"/>
-        </w:rPr>
-        <w:t>Which structure is most at risk and where?</w:t>
-      </w:r>
-    </w:p>
-    <w:p>
-      <w:pPr>
-        <w:pStyle w:val="QBank"/>
-        <w:spacing w:before="0" w:after="100"/>
-        <w:ind w:start="595" w:hanging="283"/>
-      </w:pPr>
-      <w:r>
-        <w:rPr>
-          <w:rFonts w:ascii="Calibri" w:hAnsi="Calibri"/>
-          <w:b/>
-        </w:rPr>
-        <w:t xml:space="preserve">A.  </w:t>
-      </w:r>
-      <w:r>
-        <w:t>The ureter, where it passes beneath the uterine artery at the base of the broad ligament near the cardinal ligament ('water under the bridge'), and again near the vaginal angle.</w:t>
-      </w:r>
     </w:p>
     <w:p>
       <w:pPr>
@@ -16985,100 +16561,6 @@
     </w:p>
     <w:p>
       <w:pPr>
-        <w:pStyle w:val="Heading4"/>
-        <w:keepLines/>
-        <w:keepNext/>
-      </w:pPr>
-      <w:r>
-        <w:rPr>
-          <w:rFonts w:ascii="Calibri" w:hAnsi="Calibri"/>
-          <w:b/>
-        </w:rPr>
-        <w:t>Likely examination questions</w:t>
-      </w:r>
-    </w:p>
-    <w:p>
-      <w:pPr>
-        <w:spacing w:before="80" w:after="20"/>
-        <w:ind w:start="311" w:hanging="311"/>
-        <w:keepLines/>
-        <w:keepNext/>
-      </w:pPr>
-      <w:r>
-        <w:rPr>
-          <w:rFonts w:ascii="Calibri" w:hAnsi="Calibri"/>
-          <w:b/>
-          <w:sz w:val="19"/>
-        </w:rPr>
-        <w:t xml:space="preserve">Q1.  </w:t>
-      </w:r>
-      <w:r>
-        <w:rPr>
-          <w:b/>
-          <w:sz w:val="19"/>
-        </w:rPr>
-        <w:t>List the instruments specific to a caesarean section tray.</w:t>
-      </w:r>
-    </w:p>
-    <w:p>
-      <w:pPr>
-        <w:pStyle w:val="QBank"/>
-        <w:spacing w:before="0" w:after="100"/>
-        <w:ind w:start="595" w:hanging="283"/>
-      </w:pPr>
-      <w:r>
-        <w:rPr>
-          <w:rFonts w:ascii="Calibri" w:hAnsi="Calibri"/>
-          <w:b/>
-        </w:rPr>
-        <w:t xml:space="preserve">A.  </w:t>
-      </w:r>
-      <w:r>
-        <w:t>Green-Armytage clamps for the uterine incision edges; a Doyen retractor to protect the bladder; blunt bandage scissors to extend the uterine incision; an amniotomy hook; Wrigley's forceps or a vacuum cup for the fetal head; umbilical cord clamps and blunt cord scissors with cord-blood tubes; wide-bore suction with large reservoirs; uterotonic drugs drawn up in advance; a Bakri balloon and B-Lynch suture for haemorrhage; a placenta receiver; and a fully checked neonatal resuscitation trolley.</w:t>
-      </w:r>
-    </w:p>
-    <w:p>
-      <w:pPr>
-        <w:spacing w:before="80" w:after="20"/>
-        <w:ind w:start="311" w:hanging="311"/>
-        <w:keepLines/>
-        <w:keepNext/>
-      </w:pPr>
-      <w:r>
-        <w:rPr>
-          <w:rFonts w:ascii="Calibri" w:hAnsi="Calibri"/>
-          <w:b/>
-          <w:sz w:val="19"/>
-        </w:rPr>
-        <w:t xml:space="preserve">Q2.  </w:t>
-      </w:r>
-      <w:r>
-        <w:rPr>
-          <w:b/>
-          <w:sz w:val="19"/>
-        </w:rPr>
-        <w:t>Why is neonatal resuscitation equipment part of the caesarean tray preparation?</w:t>
-      </w:r>
-    </w:p>
-    <w:p>
-      <w:pPr>
-        <w:pStyle w:val="QBank"/>
-        <w:spacing w:before="0" w:after="100"/>
-        <w:ind w:start="595" w:hanging="283"/>
-      </w:pPr>
-      <w:r>
-        <w:rPr>
-          <w:rFonts w:ascii="Calibri" w:hAnsi="Calibri"/>
-          <w:b/>
-        </w:rPr>
-        <w:t xml:space="preserve">A.  </w:t>
-      </w:r>
-      <w:r>
-        <w:t>Because the operation delivers a second patient who may require immediate airway support, warming and resuscitation; the equipment must be checked and a paediatric team present before the skin incision, since there is no time to prepare it after delivery.</w:t>
-      </w:r>
-    </w:p>
-    <w:p>
-      <w:pPr>
         <w:spacing w:before="300" w:after="60" w:line="240" w:lineRule="auto"/>
         <w:keepLines/>
         <w:keepNext/>
@@ -20977,100 +20459,6 @@
       <w:pPr>
         <w:spacing w:before="0" w:after="140" w:line="240" w:lineRule="auto"/>
       </w:pPr>
-    </w:p>
-    <w:p>
-      <w:pPr>
-        <w:pStyle w:val="Heading4"/>
-        <w:keepLines/>
-        <w:keepNext/>
-      </w:pPr>
-      <w:r>
-        <w:rPr>
-          <w:rFonts w:ascii="Calibri" w:hAnsi="Calibri"/>
-          <w:b/>
-        </w:rPr>
-        <w:t>Likely examination questions</w:t>
-      </w:r>
-    </w:p>
-    <w:p>
-      <w:pPr>
-        <w:spacing w:before="80" w:after="20"/>
-        <w:ind w:start="311" w:hanging="311"/>
-        <w:keepLines/>
-        <w:keepNext/>
-      </w:pPr>
-      <w:r>
-        <w:rPr>
-          <w:rFonts w:ascii="Calibri" w:hAnsi="Calibri"/>
-          <w:b/>
-          <w:sz w:val="19"/>
-        </w:rPr>
-        <w:t xml:space="preserve">Q1.  </w:t>
-      </w:r>
-      <w:r>
-        <w:rPr>
-          <w:b/>
-          <w:sz w:val="19"/>
-        </w:rPr>
-        <w:t>What are the special instruments of a vaginal hysterectomy tray and why?</w:t>
-      </w:r>
-    </w:p>
-    <w:p>
-      <w:pPr>
-        <w:pStyle w:val="QBank"/>
-        <w:spacing w:before="0" w:after="100"/>
-        <w:ind w:start="595" w:hanging="283"/>
-      </w:pPr>
-      <w:r>
-        <w:rPr>
-          <w:rFonts w:ascii="Calibri" w:hAnsi="Calibri"/>
-          <w:b/>
-        </w:rPr>
-        <w:t xml:space="preserve">A.  </w:t>
-      </w:r>
-      <w:r>
-        <w:t>An Auvard weighted speculum (self-retaining posterior retraction), Sims lateral retractors and a head-light for illumination; uterine vulsellum forceps and a myoma screw for progressive downward traction; curved and angled Heaney clamps with long Zeppelin and Rochester-Péan clamps for the pedicles; long curved Metzenbaum scissors; and angled Heaney needle holders with heavy absorbable suture. All are curved, angled or long because the operation is performed in a deep narrow tube entered from below, where straight instruments cannot reach the pedicles at a workable angle.</w:t>
-      </w:r>
-    </w:p>
-    <w:p>
-      <w:pPr>
-        <w:spacing w:before="80" w:after="20"/>
-        <w:ind w:start="311" w:hanging="311"/>
-        <w:keepLines/>
-        <w:keepNext/>
-      </w:pPr>
-      <w:r>
-        <w:rPr>
-          <w:rFonts w:ascii="Calibri" w:hAnsi="Calibri"/>
-          <w:b/>
-          <w:sz w:val="19"/>
-        </w:rPr>
-        <w:t xml:space="preserve">Q2.  </w:t>
-      </w:r>
-      <w:r>
-        <w:rPr>
-          <w:b/>
-          <w:sz w:val="19"/>
-        </w:rPr>
-        <w:t>How does the order of pedicle division differ from the abdominal route?</w:t>
-      </w:r>
-    </w:p>
-    <w:p>
-      <w:pPr>
-        <w:pStyle w:val="QBank"/>
-        <w:spacing w:before="0" w:after="100"/>
-        <w:ind w:start="595" w:hanging="283"/>
-      </w:pPr>
-      <w:r>
-        <w:rPr>
-          <w:rFonts w:ascii="Calibri" w:hAnsi="Calibri"/>
-          <w:b/>
-        </w:rPr>
-        <w:t xml:space="preserve">A.  </w:t>
-      </w:r>
-      <w:r>
-        <w:t>In vaginal hysterectomy the operation proceeds from below upward — uterosacral and cardinal ligaments first, then the uterine vessels, and the round and adnexal pedicles last. In abdominal hysterectomy the sequence begins with the round ligament and adnexal pedicle and works downward to the vault.</w:t>
-      </w:r>
     </w:p>
     <w:sectPr>
       <w:headerReference w:type="default" r:id="rId9"/>
